--- a/documents/2.6.0/S-98 Comments_MS_JP_MS.docx
+++ b/documents/2.6.0/S-98 Comments_MS_JP_MS.docx
@@ -1,6 +1,6 @@
 
 <file path=word/document.xml><?xml version="1.0" encoding="utf-8"?>
-<w:document xmlns:wpc="http://schemas.microsoft.com/office/word/2010/wordprocessingCanvas" xmlns:cx="http://schemas.microsoft.com/office/drawing/2014/chartex" xmlns:cx1="http://schemas.microsoft.com/office/drawing/2015/9/8/chartex" xmlns:cx2="http://schemas.microsoft.com/office/drawing/2015/10/21/chartex" xmlns:cx3="http://schemas.microsoft.com/office/drawing/2016/5/9/chartex" xmlns:cx4="http://schemas.microsoft.com/office/drawing/2016/5/10/chartex" xmlns:cx5="http://schemas.microsoft.com/office/drawing/2016/5/11/chartex" xmlns:cx6="http://schemas.microsoft.com/office/drawing/2016/5/12/chartex" xmlns:cx7="http://schemas.microsoft.com/office/drawing/2016/5/13/chartex" xmlns:cx8="http://schemas.microsoft.com/office/drawing/2016/5/14/chartex" xmlns:mc="http://schemas.openxmlformats.org/markup-compatibility/2006" xmlns:aink="http://schemas.microsoft.com/office/drawing/2016/ink" xmlns:am3d="http://schemas.microsoft.com/office/drawing/2017/model3d" xmlns:o="urn:schemas-microsoft-com:office:office" xmlns:oel="http://schemas.microsoft.com/office/2019/extlst" xmlns:r="http://schemas.openxmlformats.org/officeDocument/2006/relationships" xmlns:m="http://schemas.openxmlformats.org/officeDocument/2006/math" xmlns:v="urn:schemas-microsoft-com:vml" xmlns:wp14="http://schemas.microsoft.com/office/word/2010/wordprocessingDrawing" xmlns:wp="http://schemas.openxmlformats.org/drawingml/2006/wordprocessingDrawing" xmlns:w10="urn:schemas-microsoft-com:office:word" xmlns:w="http://schemas.openxmlformats.org/wordprocessingml/2006/main" xmlns:w14="http://schemas.microsoft.com/office/word/2010/wordml" xmlns:w15="http://schemas.microsoft.com/office/word/2012/wordml" xmlns:w16cex="http://schemas.microsoft.com/office/word/2018/wordml/cex" xmlns:w16cid="http://schemas.microsoft.com/office/word/2016/wordml/cid" xmlns:w16="http://schemas.microsoft.com/office/word/2018/wordml" xmlns:w16du="http://schemas.microsoft.com/office/word/2023/wordml/word16du" xmlns:w16sdtdh="http://schemas.microsoft.com/office/word/2020/wordml/sdtdatahash" xmlns:w16sdtfl="http://schemas.microsoft.com/office/word/2024/wordml/sdtformatlock" xmlns:w16se="http://schemas.microsoft.com/office/word/2015/wordml/symex" xmlns:wpg="http://schemas.microsoft.com/office/word/2010/wordprocessingGroup" xmlns:wpi="http://schemas.microsoft.com/office/word/2010/wordprocessingInk" xmlns:wne="http://schemas.microsoft.com/office/word/2006/wordml" xmlns:wps="http://schemas.microsoft.com/office/word/2010/wordprocessingShape" mc:Ignorable="w14 w15 w16se w16cid w16 w16cex w16sdtdh w16sdtfl w16du wp14">
+<w:document xmlns:wpc="http://schemas.microsoft.com/office/word/2010/wordprocessingCanvas" xmlns:cx="http://schemas.microsoft.com/office/drawing/2014/chartex" xmlns:cx1="http://schemas.microsoft.com/office/drawing/2015/9/8/chartex" xmlns:cx2="http://schemas.microsoft.com/office/drawing/2015/10/21/chartex" xmlns:cx3="http://schemas.microsoft.com/office/drawing/2016/5/9/chartex" xmlns:cx4="http://schemas.microsoft.com/office/drawing/2016/5/10/chartex" xmlns:cx5="http://schemas.microsoft.com/office/drawing/2016/5/11/chartex" xmlns:cx6="http://schemas.microsoft.com/office/drawing/2016/5/12/chartex" xmlns:cx7="http://schemas.microsoft.com/office/drawing/2016/5/13/chartex" xmlns:cx8="http://schemas.microsoft.com/office/drawing/2016/5/14/chartex" xmlns:mc="http://schemas.openxmlformats.org/markup-compatibility/2006" xmlns:aink="http://schemas.microsoft.com/office/drawing/2016/ink" xmlns:am3d="http://schemas.microsoft.com/office/drawing/2017/model3d" xmlns:o="urn:schemas-microsoft-com:office:office" xmlns:oel="http://schemas.microsoft.com/office/2019/extlst" xmlns:r="http://schemas.openxmlformats.org/officeDocument/2006/relationships" xmlns:m="http://schemas.openxmlformats.org/officeDocument/2006/math" xmlns:v="urn:schemas-microsoft-com:vml" xmlns:wp14="http://schemas.microsoft.com/office/word/2010/wordprocessingDrawing" xmlns:wp="http://schemas.openxmlformats.org/drawingml/2006/wordprocessingDrawing" xmlns:w10="urn:schemas-microsoft-com:office:word" xmlns:w="http://schemas.openxmlformats.org/wordprocessingml/2006/main" xmlns:w14="http://schemas.microsoft.com/office/word/2010/wordml" xmlns:w15="http://schemas.microsoft.com/office/word/2012/wordml" xmlns:w16cex="http://schemas.microsoft.com/office/word/2018/wordml/cex" xmlns:w16cid="http://schemas.microsoft.com/office/word/2016/wordml/cid" xmlns:w16="http://schemas.microsoft.com/office/word/2018/wordml" xmlns:w16du="http://schemas.microsoft.com/office/word/2023/wordml/word16du" xmlns:w16sdtdh="http://schemas.microsoft.com/office/word/2020/wordml/sdtdatahash" xmlns:w16se="http://schemas.microsoft.com/office/word/2015/wordml/symex" xmlns:wpg="http://schemas.microsoft.com/office/word/2010/wordprocessingGroup" xmlns:wpi="http://schemas.microsoft.com/office/word/2010/wordprocessingInk" xmlns:wne="http://schemas.microsoft.com/office/word/2006/wordml" xmlns:wps="http://schemas.microsoft.com/office/word/2010/wordprocessingShape" mc:Ignorable="w14 w15 w16se w16cid w16 w16cex w16sdtdh w16du wp14">
   <w:body>
     <w:tbl>
       <w:tblPr>
@@ -164,8 +164,6 @@
               <w:pStyle w:val="ISOSecretObservations"/>
               <w:spacing w:before="60" w:after="60" w:line="240" w:lineRule="auto"/>
               <w:rPr>
-                <w:b/>
-                <w:bCs/>
                 <w:color w:val="92D050"/>
               </w:rPr>
             </w:pPr>
@@ -184,6 +182,20 @@
                 <w:color w:val="92D050"/>
               </w:rPr>
               <w:t xml:space="preserve"> – will take out</w:t>
+            </w:r>
+            <w:r>
+              <w:rPr>
+                <w:b/>
+                <w:bCs/>
+                <w:color w:val="92D050"/>
+              </w:rPr>
+              <w:t xml:space="preserve"> </w:t>
+            </w:r>
+            <w:r>
+              <w:rPr>
+                <w:color w:val="92D050"/>
+              </w:rPr>
+              <w:t>DONE</w:t>
             </w:r>
           </w:p>
         </w:tc>
@@ -1147,7 +1159,14 @@
               <w:rPr>
                 <w:color w:val="FF0000"/>
               </w:rPr>
-              <w:t>emove “must” wording in subordinate sections or change “must” to “should" or “may”</w:t>
+              <w:t xml:space="preserve">emove “must” wording in subordinate sections or change “must” to “should" </w:t>
+            </w:r>
+            <w:r>
+              <w:rPr>
+                <w:color w:val="FF0000"/>
+              </w:rPr>
+              <w:lastRenderedPageBreak/>
+              <w:t>or “may”</w:t>
             </w:r>
             <w:r>
               <w:rPr>
@@ -1212,24 +1231,78 @@
             </w:pPr>
           </w:p>
           <w:p>
-            <w:r>
-              <w:rPr>
-                <w:b/>
-                <w:bCs/>
+            <w:pPr>
+              <w:rPr>
+                <w:b/>
+                <w:bCs/>
+                <w:color w:val="FF0000"/>
                 <w:sz w:val="18"/>
                 <w:szCs w:val="16"/>
               </w:rPr>
-              <w:t>Agree - can take informative out. But leave a note that much of the section is informative</w:t>
-            </w:r>
-            <w:r>
-              <w:rPr>
-                <w:b/>
-                <w:bCs/>
-                <w:color w:val="FF0000"/>
+            </w:pPr>
+            <w:r>
+              <w:rPr>
+                <w:b/>
+                <w:bCs/>
                 <w:sz w:val="18"/>
                 <w:szCs w:val="16"/>
               </w:rPr>
+              <w:t>Agree - can take informative out. But leave a note that much of the section is informative</w:t>
+            </w:r>
+            <w:r>
+              <w:rPr>
+                <w:b/>
+                <w:bCs/>
+                <w:color w:val="FF0000"/>
+                <w:sz w:val="18"/>
+                <w:szCs w:val="16"/>
+              </w:rPr>
               <w:t>.</w:t>
+            </w:r>
+          </w:p>
+          <w:p>
+            <w:pPr>
+              <w:rPr>
+                <w:b/>
+                <w:bCs/>
+                <w:color w:val="FF0000"/>
+                <w:sz w:val="18"/>
+                <w:szCs w:val="16"/>
+              </w:rPr>
+            </w:pPr>
+          </w:p>
+          <w:p>
+            <w:r>
+              <w:rPr>
+                <w:b/>
+                <w:bCs/>
+                <w:color w:val="FF0000"/>
+                <w:sz w:val="18"/>
+                <w:szCs w:val="16"/>
+              </w:rPr>
+              <w:t xml:space="preserve">Does this relate to 8.2.2 (have taken out informative </w:t>
+            </w:r>
+            <w:proofErr w:type="spellStart"/>
+            <w:r>
+              <w:rPr>
+                <w:b/>
+                <w:bCs/>
+                <w:color w:val="FF0000"/>
+                <w:sz w:val="18"/>
+                <w:szCs w:val="16"/>
+              </w:rPr>
+              <w:t>delaration</w:t>
+            </w:r>
+            <w:proofErr w:type="spellEnd"/>
+            <w:r>
+              <w:rPr>
+                <w:b/>
+                <w:bCs/>
+                <w:color w:val="FF0000"/>
+                <w:sz w:val="18"/>
+                <w:szCs w:val="16"/>
+              </w:rPr>
+              <w:t>) - DONE</w:t>
             </w:r>
           </w:p>
         </w:tc>
@@ -1663,20 +1736,17 @@
               <w:rPr>
                 <w:b/>
                 <w:bCs/>
+              </w:rPr>
+            </w:pPr>
+            <w:r>
+              <w:rPr>
+                <w:b/>
+                <w:bCs/>
                 <w:color w:val="FF0000"/>
                 <w:lang w:val="en-US"/>
               </w:rPr>
-            </w:pPr>
-          </w:p>
-          <w:p>
-            <w:pPr>
-              <w:pStyle w:val="ISOSecretObservations"/>
-              <w:spacing w:before="60" w:after="60" w:line="240" w:lineRule="auto"/>
-              <w:rPr>
-                <w:b/>
-                <w:bCs/>
-              </w:rPr>
-            </w:pPr>
+              <w:t>CHECK S-52 and insert note.</w:t>
+            </w:r>
           </w:p>
         </w:tc>
       </w:tr>
@@ -1992,7 +2062,14 @@
               <w:rPr>
                 <w:color w:val="FF0000"/>
               </w:rPr>
-              <w:t xml:space="preserve"> while trying to steal words from S-52 here.  </w:t>
+              <w:t xml:space="preserve"> while trying to steal </w:t>
+            </w:r>
+            <w:r>
+              <w:rPr>
+                <w:color w:val="FF0000"/>
+              </w:rPr>
+              <w:lastRenderedPageBreak/>
+              <w:t xml:space="preserve">words from S-52 here.  </w:t>
             </w:r>
             <w:r>
               <w:rPr>
@@ -2041,7 +2118,6 @@
               <w:rPr>
                 <w:b/>
                 <w:bCs/>
-                <w:color w:val="FF0000"/>
               </w:rPr>
             </w:pPr>
             <w:r>
@@ -2050,6 +2126,31 @@
                 <w:bCs/>
               </w:rPr>
               <w:t>We already tried and couldn’t agree. It possibly is described</w:t>
+            </w:r>
+          </w:p>
+          <w:p>
+            <w:pPr>
+              <w:pStyle w:val="ISOSecretObservations"/>
+              <w:spacing w:before="60" w:after="60" w:line="240" w:lineRule="auto"/>
+              <w:rPr>
+                <w:b/>
+                <w:bCs/>
+                <w:color w:val="FF0000"/>
+              </w:rPr>
+            </w:pPr>
+            <w:r>
+              <w:rPr>
+                <w:b/>
+                <w:bCs/>
+              </w:rPr>
+              <w:t>For MTG?</w:t>
+            </w:r>
+            <w:r>
+              <w:rPr>
+                <w:b/>
+                <w:bCs/>
+              </w:rPr>
+              <w:t xml:space="preserve"> Grossly is past maximum – email and clarify in text.</w:t>
             </w:r>
           </w:p>
         </w:tc>
@@ -2901,7 +3002,7 @@
                 <w:b/>
                 <w:bCs/>
               </w:rPr>
-              <w:t xml:space="preserve">No - max doesn’t apply in this section, it only applies for overcall </w:t>
+              <w:t xml:space="preserve">No - max doesn’t apply in this section, it only </w:t>
             </w:r>
             <w:r>
               <w:rPr>
@@ -2909,7 +3010,7 @@
                 <w:bCs/>
               </w:rPr>
               <w:lastRenderedPageBreak/>
-              <w:t>display. The scale band is between min and opt.</w:t>
+              <w:t>applies for overcall display. The scale band is between min and opt.</w:t>
             </w:r>
           </w:p>
         </w:tc>
@@ -3263,6 +3364,22 @@
               </w:rPr>
               <w:t>Agree</w:t>
             </w:r>
+            <w:r>
+              <w:rPr>
+                <w:b/>
+                <w:bCs/>
+                <w:color w:val="92D050"/>
+              </w:rPr>
+              <w:t xml:space="preserve"> </w:t>
+            </w:r>
+            <w:r>
+              <w:rPr>
+                <w:b/>
+                <w:bCs/>
+                <w:color w:val="000000" w:themeColor="text1"/>
+              </w:rPr>
+              <w:t>DONE – apply to data constraints too.</w:t>
+            </w:r>
           </w:p>
         </w:tc>
       </w:tr>
@@ -3400,8 +3517,6 @@
               <w:pStyle w:val="ISOSecretObservations"/>
               <w:spacing w:before="60" w:after="60"/>
               <w:rPr>
-                <w:b/>
-                <w:bCs/>
                 <w:color w:val="92D050"/>
               </w:rPr>
             </w:pPr>
@@ -3412,6 +3527,14 @@
                 <w:color w:val="92D050"/>
               </w:rPr>
               <w:t>Yes. It’s a minimum. Unlikely but still a minimum</w:t>
+            </w:r>
+            <w:r>
+              <w:rPr>
+                <w:b/>
+                <w:bCs/>
+                <w:color w:val="92D050"/>
+              </w:rPr>
+              <w:t xml:space="preserve">  </w:t>
             </w:r>
           </w:p>
         </w:tc>
@@ -3557,8 +3680,6 @@
               <w:pStyle w:val="ISOSecretObservations"/>
               <w:spacing w:before="60" w:after="60"/>
               <w:rPr>
-                <w:b/>
-                <w:bCs/>
                 <w:color w:val="92D050"/>
               </w:rPr>
             </w:pPr>
@@ -3569,6 +3690,20 @@
                 <w:color w:val="92D050"/>
               </w:rPr>
               <w:t>Agree</w:t>
+            </w:r>
+            <w:r>
+              <w:rPr>
+                <w:b/>
+                <w:bCs/>
+                <w:color w:val="92D050"/>
+              </w:rPr>
+              <w:t xml:space="preserve"> </w:t>
+            </w:r>
+            <w:r>
+              <w:rPr>
+                <w:color w:val="000000" w:themeColor="text1"/>
+              </w:rPr>
+              <w:t>DONE</w:t>
             </w:r>
           </w:p>
         </w:tc>
@@ -3730,7 +3865,7 @@
 </file>
 
 <file path=word/endnotes.xml><?xml version="1.0" encoding="utf-8"?>
-<w:endnotes xmlns:wpc="http://schemas.microsoft.com/office/word/2010/wordprocessingCanvas" xmlns:cx="http://schemas.microsoft.com/office/drawing/2014/chartex" xmlns:cx1="http://schemas.microsoft.com/office/drawing/2015/9/8/chartex" xmlns:cx2="http://schemas.microsoft.com/office/drawing/2015/10/21/chartex" xmlns:cx3="http://schemas.microsoft.com/office/drawing/2016/5/9/chartex" xmlns:cx4="http://schemas.microsoft.com/office/drawing/2016/5/10/chartex" xmlns:cx5="http://schemas.microsoft.com/office/drawing/2016/5/11/chartex" xmlns:cx6="http://schemas.microsoft.com/office/drawing/2016/5/12/chartex" xmlns:cx7="http://schemas.microsoft.com/office/drawing/2016/5/13/chartex" xmlns:cx8="http://schemas.microsoft.com/office/drawing/2016/5/14/chartex" xmlns:mc="http://schemas.openxmlformats.org/markup-compatibility/2006" xmlns:aink="http://schemas.microsoft.com/office/drawing/2016/ink" xmlns:am3d="http://schemas.microsoft.com/office/drawing/2017/model3d" xmlns:o="urn:schemas-microsoft-com:office:office" xmlns:oel="http://schemas.microsoft.com/office/2019/extlst" xmlns:r="http://schemas.openxmlformats.org/officeDocument/2006/relationships" xmlns:m="http://schemas.openxmlformats.org/officeDocument/2006/math" xmlns:v="urn:schemas-microsoft-com:vml" xmlns:wp14="http://schemas.microsoft.com/office/word/2010/wordprocessingDrawing" xmlns:wp="http://schemas.openxmlformats.org/drawingml/2006/wordprocessingDrawing" xmlns:w10="urn:schemas-microsoft-com:office:word" xmlns:w="http://schemas.openxmlformats.org/wordprocessingml/2006/main" xmlns:w14="http://schemas.microsoft.com/office/word/2010/wordml" xmlns:w15="http://schemas.microsoft.com/office/word/2012/wordml" xmlns:w16cex="http://schemas.microsoft.com/office/word/2018/wordml/cex" xmlns:w16cid="http://schemas.microsoft.com/office/word/2016/wordml/cid" xmlns:w16="http://schemas.microsoft.com/office/word/2018/wordml" xmlns:w16du="http://schemas.microsoft.com/office/word/2023/wordml/word16du" xmlns:w16sdtdh="http://schemas.microsoft.com/office/word/2020/wordml/sdtdatahash" xmlns:w16sdtfl="http://schemas.microsoft.com/office/word/2024/wordml/sdtformatlock" xmlns:w16se="http://schemas.microsoft.com/office/word/2015/wordml/symex" xmlns:wpg="http://schemas.microsoft.com/office/word/2010/wordprocessingGroup" xmlns:wpi="http://schemas.microsoft.com/office/word/2010/wordprocessingInk" xmlns:wne="http://schemas.microsoft.com/office/word/2006/wordml" xmlns:wps="http://schemas.microsoft.com/office/word/2010/wordprocessingShape" mc:Ignorable="w14 w15 w16se w16cid w16 w16cex w16sdtdh w16sdtfl w16du wp14">
+<w:endnotes xmlns:wpc="http://schemas.microsoft.com/office/word/2010/wordprocessingCanvas" xmlns:cx="http://schemas.microsoft.com/office/drawing/2014/chartex" xmlns:cx1="http://schemas.microsoft.com/office/drawing/2015/9/8/chartex" xmlns:cx2="http://schemas.microsoft.com/office/drawing/2015/10/21/chartex" xmlns:cx3="http://schemas.microsoft.com/office/drawing/2016/5/9/chartex" xmlns:cx4="http://schemas.microsoft.com/office/drawing/2016/5/10/chartex" xmlns:cx5="http://schemas.microsoft.com/office/drawing/2016/5/11/chartex" xmlns:cx6="http://schemas.microsoft.com/office/drawing/2016/5/12/chartex" xmlns:cx7="http://schemas.microsoft.com/office/drawing/2016/5/13/chartex" xmlns:cx8="http://schemas.microsoft.com/office/drawing/2016/5/14/chartex" xmlns:mc="http://schemas.openxmlformats.org/markup-compatibility/2006" xmlns:aink="http://schemas.microsoft.com/office/drawing/2016/ink" xmlns:am3d="http://schemas.microsoft.com/office/drawing/2017/model3d" xmlns:o="urn:schemas-microsoft-com:office:office" xmlns:oel="http://schemas.microsoft.com/office/2019/extlst" xmlns:r="http://schemas.openxmlformats.org/officeDocument/2006/relationships" xmlns:m="http://schemas.openxmlformats.org/officeDocument/2006/math" xmlns:v="urn:schemas-microsoft-com:vml" xmlns:wp14="http://schemas.microsoft.com/office/word/2010/wordprocessingDrawing" xmlns:wp="http://schemas.openxmlformats.org/drawingml/2006/wordprocessingDrawing" xmlns:w10="urn:schemas-microsoft-com:office:word" xmlns:w="http://schemas.openxmlformats.org/wordprocessingml/2006/main" xmlns:w14="http://schemas.microsoft.com/office/word/2010/wordml" xmlns:w15="http://schemas.microsoft.com/office/word/2012/wordml" xmlns:w16cex="http://schemas.microsoft.com/office/word/2018/wordml/cex" xmlns:w16cid="http://schemas.microsoft.com/office/word/2016/wordml/cid" xmlns:w16="http://schemas.microsoft.com/office/word/2018/wordml" xmlns:w16du="http://schemas.microsoft.com/office/word/2023/wordml/word16du" xmlns:w16sdtdh="http://schemas.microsoft.com/office/word/2020/wordml/sdtdatahash" xmlns:w16se="http://schemas.microsoft.com/office/word/2015/wordml/symex" xmlns:wpg="http://schemas.microsoft.com/office/word/2010/wordprocessingGroup" xmlns:wpi="http://schemas.microsoft.com/office/word/2010/wordprocessingInk" xmlns:wne="http://schemas.microsoft.com/office/word/2006/wordml" xmlns:wps="http://schemas.microsoft.com/office/word/2010/wordprocessingShape" mc:Ignorable="w14 w15 w16se w16cid w16 w16cex w16sdtdh w16du wp14">
   <w:endnote w:type="separator" w:id="-1">
     <w:p>
       <w:r>
@@ -3749,7 +3884,7 @@
 </file>
 
 <file path=word/footer1.xml><?xml version="1.0" encoding="utf-8"?>
-<w:ftr xmlns:wpc="http://schemas.microsoft.com/office/word/2010/wordprocessingCanvas" xmlns:cx="http://schemas.microsoft.com/office/drawing/2014/chartex" xmlns:cx1="http://schemas.microsoft.com/office/drawing/2015/9/8/chartex" xmlns:cx2="http://schemas.microsoft.com/office/drawing/2015/10/21/chartex" xmlns:cx3="http://schemas.microsoft.com/office/drawing/2016/5/9/chartex" xmlns:cx4="http://schemas.microsoft.com/office/drawing/2016/5/10/chartex" xmlns:cx5="http://schemas.microsoft.com/office/drawing/2016/5/11/chartex" xmlns:cx6="http://schemas.microsoft.com/office/drawing/2016/5/12/chartex" xmlns:cx7="http://schemas.microsoft.com/office/drawing/2016/5/13/chartex" xmlns:cx8="http://schemas.microsoft.com/office/drawing/2016/5/14/chartex" xmlns:mc="http://schemas.openxmlformats.org/markup-compatibility/2006" xmlns:aink="http://schemas.microsoft.com/office/drawing/2016/ink" xmlns:am3d="http://schemas.microsoft.com/office/drawing/2017/model3d" xmlns:o="urn:schemas-microsoft-com:office:office" xmlns:oel="http://schemas.microsoft.com/office/2019/extlst" xmlns:r="http://schemas.openxmlformats.org/officeDocument/2006/relationships" xmlns:m="http://schemas.openxmlformats.org/officeDocument/2006/math" xmlns:v="urn:schemas-microsoft-com:vml" xmlns:wp14="http://schemas.microsoft.com/office/word/2010/wordprocessingDrawing" xmlns:wp="http://schemas.openxmlformats.org/drawingml/2006/wordprocessingDrawing" xmlns:w10="urn:schemas-microsoft-com:office:word" xmlns:w="http://schemas.openxmlformats.org/wordprocessingml/2006/main" xmlns:w14="http://schemas.microsoft.com/office/word/2010/wordml" xmlns:w15="http://schemas.microsoft.com/office/word/2012/wordml" xmlns:w16cex="http://schemas.microsoft.com/office/word/2018/wordml/cex" xmlns:w16cid="http://schemas.microsoft.com/office/word/2016/wordml/cid" xmlns:w16="http://schemas.microsoft.com/office/word/2018/wordml" xmlns:w16du="http://schemas.microsoft.com/office/word/2023/wordml/word16du" xmlns:w16sdtdh="http://schemas.microsoft.com/office/word/2020/wordml/sdtdatahash" xmlns:w16sdtfl="http://schemas.microsoft.com/office/word/2024/wordml/sdtformatlock" xmlns:w16se="http://schemas.microsoft.com/office/word/2015/wordml/symex" xmlns:wpg="http://schemas.microsoft.com/office/word/2010/wordprocessingGroup" xmlns:wpi="http://schemas.microsoft.com/office/word/2010/wordprocessingInk" xmlns:wne="http://schemas.microsoft.com/office/word/2006/wordml" xmlns:wps="http://schemas.microsoft.com/office/word/2010/wordprocessingShape" mc:Ignorable="w14 w15 w16se w16cid w16 w16cex w16sdtdh w16sdtfl w16du wp14">
+<w:ftr xmlns:wpc="http://schemas.microsoft.com/office/word/2010/wordprocessingCanvas" xmlns:cx="http://schemas.microsoft.com/office/drawing/2014/chartex" xmlns:cx1="http://schemas.microsoft.com/office/drawing/2015/9/8/chartex" xmlns:cx2="http://schemas.microsoft.com/office/drawing/2015/10/21/chartex" xmlns:cx3="http://schemas.microsoft.com/office/drawing/2016/5/9/chartex" xmlns:cx4="http://schemas.microsoft.com/office/drawing/2016/5/10/chartex" xmlns:cx5="http://schemas.microsoft.com/office/drawing/2016/5/11/chartex" xmlns:cx6="http://schemas.microsoft.com/office/drawing/2016/5/12/chartex" xmlns:cx7="http://schemas.microsoft.com/office/drawing/2016/5/13/chartex" xmlns:cx8="http://schemas.microsoft.com/office/drawing/2016/5/14/chartex" xmlns:mc="http://schemas.openxmlformats.org/markup-compatibility/2006" xmlns:aink="http://schemas.microsoft.com/office/drawing/2016/ink" xmlns:am3d="http://schemas.microsoft.com/office/drawing/2017/model3d" xmlns:o="urn:schemas-microsoft-com:office:office" xmlns:oel="http://schemas.microsoft.com/office/2019/extlst" xmlns:r="http://schemas.openxmlformats.org/officeDocument/2006/relationships" xmlns:m="http://schemas.openxmlformats.org/officeDocument/2006/math" xmlns:v="urn:schemas-microsoft-com:vml" xmlns:wp14="http://schemas.microsoft.com/office/word/2010/wordprocessingDrawing" xmlns:wp="http://schemas.openxmlformats.org/drawingml/2006/wordprocessingDrawing" xmlns:w10="urn:schemas-microsoft-com:office:word" xmlns:w="http://schemas.openxmlformats.org/wordprocessingml/2006/main" xmlns:w14="http://schemas.microsoft.com/office/word/2010/wordml" xmlns:w15="http://schemas.microsoft.com/office/word/2012/wordml" xmlns:w16cex="http://schemas.microsoft.com/office/word/2018/wordml/cex" xmlns:w16cid="http://schemas.microsoft.com/office/word/2016/wordml/cid" xmlns:w16="http://schemas.microsoft.com/office/word/2018/wordml" xmlns:w16du="http://schemas.microsoft.com/office/word/2023/wordml/word16du" xmlns:w16sdtdh="http://schemas.microsoft.com/office/word/2020/wordml/sdtdatahash" xmlns:w16se="http://schemas.microsoft.com/office/word/2015/wordml/symex" xmlns:wpg="http://schemas.microsoft.com/office/word/2010/wordprocessingGroup" xmlns:wpi="http://schemas.microsoft.com/office/word/2010/wordprocessingInk" xmlns:wne="http://schemas.microsoft.com/office/word/2006/wordml" xmlns:wps="http://schemas.microsoft.com/office/word/2010/wordprocessingShape" mc:Ignorable="w14 w15 w16se w16cid w16 w16cex w16sdtdh w16du wp14">
   <w:p>
     <w:pPr>
       <w:pStyle w:val="Footer"/>
@@ -4176,7 +4311,7 @@
 </file>
 
 <file path=word/footer2.xml><?xml version="1.0" encoding="utf-8"?>
-<w:ftr xmlns:wpc="http://schemas.microsoft.com/office/word/2010/wordprocessingCanvas" xmlns:cx="http://schemas.microsoft.com/office/drawing/2014/chartex" xmlns:cx1="http://schemas.microsoft.com/office/drawing/2015/9/8/chartex" xmlns:cx2="http://schemas.microsoft.com/office/drawing/2015/10/21/chartex" xmlns:cx3="http://schemas.microsoft.com/office/drawing/2016/5/9/chartex" xmlns:cx4="http://schemas.microsoft.com/office/drawing/2016/5/10/chartex" xmlns:cx5="http://schemas.microsoft.com/office/drawing/2016/5/11/chartex" xmlns:cx6="http://schemas.microsoft.com/office/drawing/2016/5/12/chartex" xmlns:cx7="http://schemas.microsoft.com/office/drawing/2016/5/13/chartex" xmlns:cx8="http://schemas.microsoft.com/office/drawing/2016/5/14/chartex" xmlns:mc="http://schemas.openxmlformats.org/markup-compatibility/2006" xmlns:aink="http://schemas.microsoft.com/office/drawing/2016/ink" xmlns:am3d="http://schemas.microsoft.com/office/drawing/2017/model3d" xmlns:o="urn:schemas-microsoft-com:office:office" xmlns:oel="http://schemas.microsoft.com/office/2019/extlst" xmlns:r="http://schemas.openxmlformats.org/officeDocument/2006/relationships" xmlns:m="http://schemas.openxmlformats.org/officeDocument/2006/math" xmlns:v="urn:schemas-microsoft-com:vml" xmlns:wp14="http://schemas.microsoft.com/office/word/2010/wordprocessingDrawing" xmlns:wp="http://schemas.openxmlformats.org/drawingml/2006/wordprocessingDrawing" xmlns:w10="urn:schemas-microsoft-com:office:word" xmlns:w="http://schemas.openxmlformats.org/wordprocessingml/2006/main" xmlns:w14="http://schemas.microsoft.com/office/word/2010/wordml" xmlns:w15="http://schemas.microsoft.com/office/word/2012/wordml" xmlns:w16cex="http://schemas.microsoft.com/office/word/2018/wordml/cex" xmlns:w16cid="http://schemas.microsoft.com/office/word/2016/wordml/cid" xmlns:w16="http://schemas.microsoft.com/office/word/2018/wordml" xmlns:w16du="http://schemas.microsoft.com/office/word/2023/wordml/word16du" xmlns:w16sdtdh="http://schemas.microsoft.com/office/word/2020/wordml/sdtdatahash" xmlns:w16sdtfl="http://schemas.microsoft.com/office/word/2024/wordml/sdtformatlock" xmlns:w16se="http://schemas.microsoft.com/office/word/2015/wordml/symex" xmlns:wpg="http://schemas.microsoft.com/office/word/2010/wordprocessingGroup" xmlns:wpi="http://schemas.microsoft.com/office/word/2010/wordprocessingInk" xmlns:wne="http://schemas.microsoft.com/office/word/2006/wordml" xmlns:wps="http://schemas.microsoft.com/office/word/2010/wordprocessingShape" mc:Ignorable="w14 w15 w16se w16cid w16 w16cex w16sdtdh w16sdtfl w16du wp14">
+<w:ftr xmlns:wpc="http://schemas.microsoft.com/office/word/2010/wordprocessingCanvas" xmlns:cx="http://schemas.microsoft.com/office/drawing/2014/chartex" xmlns:cx1="http://schemas.microsoft.com/office/drawing/2015/9/8/chartex" xmlns:cx2="http://schemas.microsoft.com/office/drawing/2015/10/21/chartex" xmlns:cx3="http://schemas.microsoft.com/office/drawing/2016/5/9/chartex" xmlns:cx4="http://schemas.microsoft.com/office/drawing/2016/5/10/chartex" xmlns:cx5="http://schemas.microsoft.com/office/drawing/2016/5/11/chartex" xmlns:cx6="http://schemas.microsoft.com/office/drawing/2016/5/12/chartex" xmlns:cx7="http://schemas.microsoft.com/office/drawing/2016/5/13/chartex" xmlns:cx8="http://schemas.microsoft.com/office/drawing/2016/5/14/chartex" xmlns:mc="http://schemas.openxmlformats.org/markup-compatibility/2006" xmlns:aink="http://schemas.microsoft.com/office/drawing/2016/ink" xmlns:am3d="http://schemas.microsoft.com/office/drawing/2017/model3d" xmlns:o="urn:schemas-microsoft-com:office:office" xmlns:oel="http://schemas.microsoft.com/office/2019/extlst" xmlns:r="http://schemas.openxmlformats.org/officeDocument/2006/relationships" xmlns:m="http://schemas.openxmlformats.org/officeDocument/2006/math" xmlns:v="urn:schemas-microsoft-com:vml" xmlns:wp14="http://schemas.microsoft.com/office/word/2010/wordprocessingDrawing" xmlns:wp="http://schemas.openxmlformats.org/drawingml/2006/wordprocessingDrawing" xmlns:w10="urn:schemas-microsoft-com:office:word" xmlns:w="http://schemas.openxmlformats.org/wordprocessingml/2006/main" xmlns:w14="http://schemas.microsoft.com/office/word/2010/wordml" xmlns:w15="http://schemas.microsoft.com/office/word/2012/wordml" xmlns:w16cex="http://schemas.microsoft.com/office/word/2018/wordml/cex" xmlns:w16cid="http://schemas.microsoft.com/office/word/2016/wordml/cid" xmlns:w16="http://schemas.microsoft.com/office/word/2018/wordml" xmlns:w16du="http://schemas.microsoft.com/office/word/2023/wordml/word16du" xmlns:w16sdtdh="http://schemas.microsoft.com/office/word/2020/wordml/sdtdatahash" xmlns:w16se="http://schemas.microsoft.com/office/word/2015/wordml/symex" xmlns:wpg="http://schemas.microsoft.com/office/word/2010/wordprocessingGroup" xmlns:wpi="http://schemas.microsoft.com/office/word/2010/wordprocessingInk" xmlns:wne="http://schemas.microsoft.com/office/word/2006/wordml" xmlns:wps="http://schemas.microsoft.com/office/word/2010/wordprocessingShape" mc:Ignorable="w14 w15 w16se w16cid w16 w16cex w16sdtdh w16du wp14">
   <w:p>
     <w:pPr>
       <w:pStyle w:val="Footer"/>
@@ -4302,13 +4437,6 @@
         <w:sz w:val="16"/>
       </w:rPr>
       <w:tab/>
-    </w:r>
-    <w:r>
-      <w:rPr>
-        <w:rStyle w:val="PageNumber"/>
-        <w:bCs/>
-        <w:sz w:val="16"/>
-      </w:rPr>
       <w:t>ge = general</w:t>
     </w:r>
     <w:r>
@@ -4496,7 +4624,7 @@
 </file>
 
 <file path=word/footnotes.xml><?xml version="1.0" encoding="utf-8"?>
-<w:footnotes xmlns:wpc="http://schemas.microsoft.com/office/word/2010/wordprocessingCanvas" xmlns:cx="http://schemas.microsoft.com/office/drawing/2014/chartex" xmlns:cx1="http://schemas.microsoft.com/office/drawing/2015/9/8/chartex" xmlns:cx2="http://schemas.microsoft.com/office/drawing/2015/10/21/chartex" xmlns:cx3="http://schemas.microsoft.com/office/drawing/2016/5/9/chartex" xmlns:cx4="http://schemas.microsoft.com/office/drawing/2016/5/10/chartex" xmlns:cx5="http://schemas.microsoft.com/office/drawing/2016/5/11/chartex" xmlns:cx6="http://schemas.microsoft.com/office/drawing/2016/5/12/chartex" xmlns:cx7="http://schemas.microsoft.com/office/drawing/2016/5/13/chartex" xmlns:cx8="http://schemas.microsoft.com/office/drawing/2016/5/14/chartex" xmlns:mc="http://schemas.openxmlformats.org/markup-compatibility/2006" xmlns:aink="http://schemas.microsoft.com/office/drawing/2016/ink" xmlns:am3d="http://schemas.microsoft.com/office/drawing/2017/model3d" xmlns:o="urn:schemas-microsoft-com:office:office" xmlns:oel="http://schemas.microsoft.com/office/2019/extlst" xmlns:r="http://schemas.openxmlformats.org/officeDocument/2006/relationships" xmlns:m="http://schemas.openxmlformats.org/officeDocument/2006/math" xmlns:v="urn:schemas-microsoft-com:vml" xmlns:wp14="http://schemas.microsoft.com/office/word/2010/wordprocessingDrawing" xmlns:wp="http://schemas.openxmlformats.org/drawingml/2006/wordprocessingDrawing" xmlns:w10="urn:schemas-microsoft-com:office:word" xmlns:w="http://schemas.openxmlformats.org/wordprocessingml/2006/main" xmlns:w14="http://schemas.microsoft.com/office/word/2010/wordml" xmlns:w15="http://schemas.microsoft.com/office/word/2012/wordml" xmlns:w16cex="http://schemas.microsoft.com/office/word/2018/wordml/cex" xmlns:w16cid="http://schemas.microsoft.com/office/word/2016/wordml/cid" xmlns:w16="http://schemas.microsoft.com/office/word/2018/wordml" xmlns:w16du="http://schemas.microsoft.com/office/word/2023/wordml/word16du" xmlns:w16sdtdh="http://schemas.microsoft.com/office/word/2020/wordml/sdtdatahash" xmlns:w16sdtfl="http://schemas.microsoft.com/office/word/2024/wordml/sdtformatlock" xmlns:w16se="http://schemas.microsoft.com/office/word/2015/wordml/symex" xmlns:wpg="http://schemas.microsoft.com/office/word/2010/wordprocessingGroup" xmlns:wpi="http://schemas.microsoft.com/office/word/2010/wordprocessingInk" xmlns:wne="http://schemas.microsoft.com/office/word/2006/wordml" xmlns:wps="http://schemas.microsoft.com/office/word/2010/wordprocessingShape" mc:Ignorable="w14 w15 w16se w16cid w16 w16cex w16sdtdh w16sdtfl w16du wp14">
+<w:footnotes xmlns:wpc="http://schemas.microsoft.com/office/word/2010/wordprocessingCanvas" xmlns:cx="http://schemas.microsoft.com/office/drawing/2014/chartex" xmlns:cx1="http://schemas.microsoft.com/office/drawing/2015/9/8/chartex" xmlns:cx2="http://schemas.microsoft.com/office/drawing/2015/10/21/chartex" xmlns:cx3="http://schemas.microsoft.com/office/drawing/2016/5/9/chartex" xmlns:cx4="http://schemas.microsoft.com/office/drawing/2016/5/10/chartex" xmlns:cx5="http://schemas.microsoft.com/office/drawing/2016/5/11/chartex" xmlns:cx6="http://schemas.microsoft.com/office/drawing/2016/5/12/chartex" xmlns:cx7="http://schemas.microsoft.com/office/drawing/2016/5/13/chartex" xmlns:cx8="http://schemas.microsoft.com/office/drawing/2016/5/14/chartex" xmlns:mc="http://schemas.openxmlformats.org/markup-compatibility/2006" xmlns:aink="http://schemas.microsoft.com/office/drawing/2016/ink" xmlns:am3d="http://schemas.microsoft.com/office/drawing/2017/model3d" xmlns:o="urn:schemas-microsoft-com:office:office" xmlns:oel="http://schemas.microsoft.com/office/2019/extlst" xmlns:r="http://schemas.openxmlformats.org/officeDocument/2006/relationships" xmlns:m="http://schemas.openxmlformats.org/officeDocument/2006/math" xmlns:v="urn:schemas-microsoft-com:vml" xmlns:wp14="http://schemas.microsoft.com/office/word/2010/wordprocessingDrawing" xmlns:wp="http://schemas.openxmlformats.org/drawingml/2006/wordprocessingDrawing" xmlns:w10="urn:schemas-microsoft-com:office:word" xmlns:w="http://schemas.openxmlformats.org/wordprocessingml/2006/main" xmlns:w14="http://schemas.microsoft.com/office/word/2010/wordml" xmlns:w15="http://schemas.microsoft.com/office/word/2012/wordml" xmlns:w16cex="http://schemas.microsoft.com/office/word/2018/wordml/cex" xmlns:w16cid="http://schemas.microsoft.com/office/word/2016/wordml/cid" xmlns:w16="http://schemas.microsoft.com/office/word/2018/wordml" xmlns:w16du="http://schemas.microsoft.com/office/word/2023/wordml/word16du" xmlns:w16sdtdh="http://schemas.microsoft.com/office/word/2020/wordml/sdtdatahash" xmlns:w16se="http://schemas.microsoft.com/office/word/2015/wordml/symex" xmlns:wpg="http://schemas.microsoft.com/office/word/2010/wordprocessingGroup" xmlns:wpi="http://schemas.microsoft.com/office/word/2010/wordprocessingInk" xmlns:wne="http://schemas.microsoft.com/office/word/2006/wordml" xmlns:wps="http://schemas.microsoft.com/office/word/2010/wordprocessingShape" mc:Ignorable="w14 w15 w16se w16cid w16 w16cex w16sdtdh w16du wp14">
   <w:footnote w:type="separator" w:id="-1">
     <w:p>
       <w:r>
@@ -4515,7 +4643,7 @@
 </file>
 
 <file path=word/header1.xml><?xml version="1.0" encoding="utf-8"?>
-<w:hdr xmlns:wpc="http://schemas.microsoft.com/office/word/2010/wordprocessingCanvas" xmlns:cx="http://schemas.microsoft.com/office/drawing/2014/chartex" xmlns:cx1="http://schemas.microsoft.com/office/drawing/2015/9/8/chartex" xmlns:cx2="http://schemas.microsoft.com/office/drawing/2015/10/21/chartex" xmlns:cx3="http://schemas.microsoft.com/office/drawing/2016/5/9/chartex" xmlns:cx4="http://schemas.microsoft.com/office/drawing/2016/5/10/chartex" xmlns:cx5="http://schemas.microsoft.com/office/drawing/2016/5/11/chartex" xmlns:cx6="http://schemas.microsoft.com/office/drawing/2016/5/12/chartex" xmlns:cx7="http://schemas.microsoft.com/office/drawing/2016/5/13/chartex" xmlns:cx8="http://schemas.microsoft.com/office/drawing/2016/5/14/chartex" xmlns:mc="http://schemas.openxmlformats.org/markup-compatibility/2006" xmlns:aink="http://schemas.microsoft.com/office/drawing/2016/ink" xmlns:am3d="http://schemas.microsoft.com/office/drawing/2017/model3d" xmlns:o="urn:schemas-microsoft-com:office:office" xmlns:oel="http://schemas.microsoft.com/office/2019/extlst" xmlns:r="http://schemas.openxmlformats.org/officeDocument/2006/relationships" xmlns:m="http://schemas.openxmlformats.org/officeDocument/2006/math" xmlns:v="urn:schemas-microsoft-com:vml" xmlns:wp14="http://schemas.microsoft.com/office/word/2010/wordprocessingDrawing" xmlns:wp="http://schemas.openxmlformats.org/drawingml/2006/wordprocessingDrawing" xmlns:w10="urn:schemas-microsoft-com:office:word" xmlns:w="http://schemas.openxmlformats.org/wordprocessingml/2006/main" xmlns:w14="http://schemas.microsoft.com/office/word/2010/wordml" xmlns:w15="http://schemas.microsoft.com/office/word/2012/wordml" xmlns:w16cex="http://schemas.microsoft.com/office/word/2018/wordml/cex" xmlns:w16cid="http://schemas.microsoft.com/office/word/2016/wordml/cid" xmlns:w16="http://schemas.microsoft.com/office/word/2018/wordml" xmlns:w16du="http://schemas.microsoft.com/office/word/2023/wordml/word16du" xmlns:w16sdtdh="http://schemas.microsoft.com/office/word/2020/wordml/sdtdatahash" xmlns:w16sdtfl="http://schemas.microsoft.com/office/word/2024/wordml/sdtformatlock" xmlns:w16se="http://schemas.microsoft.com/office/word/2015/wordml/symex" xmlns:wpg="http://schemas.microsoft.com/office/word/2010/wordprocessingGroup" xmlns:wpi="http://schemas.microsoft.com/office/word/2010/wordprocessingInk" xmlns:wne="http://schemas.microsoft.com/office/word/2006/wordml" xmlns:wps="http://schemas.microsoft.com/office/word/2010/wordprocessingShape" mc:Ignorable="w14 w15 w16se w16cid w16 w16cex w16sdtdh w16sdtfl w16du wp14">
+<w:hdr xmlns:wpc="http://schemas.microsoft.com/office/word/2010/wordprocessingCanvas" xmlns:cx="http://schemas.microsoft.com/office/drawing/2014/chartex" xmlns:cx1="http://schemas.microsoft.com/office/drawing/2015/9/8/chartex" xmlns:cx2="http://schemas.microsoft.com/office/drawing/2015/10/21/chartex" xmlns:cx3="http://schemas.microsoft.com/office/drawing/2016/5/9/chartex" xmlns:cx4="http://schemas.microsoft.com/office/drawing/2016/5/10/chartex" xmlns:cx5="http://schemas.microsoft.com/office/drawing/2016/5/11/chartex" xmlns:cx6="http://schemas.microsoft.com/office/drawing/2016/5/12/chartex" xmlns:cx7="http://schemas.microsoft.com/office/drawing/2016/5/13/chartex" xmlns:cx8="http://schemas.microsoft.com/office/drawing/2016/5/14/chartex" xmlns:mc="http://schemas.openxmlformats.org/markup-compatibility/2006" xmlns:aink="http://schemas.microsoft.com/office/drawing/2016/ink" xmlns:am3d="http://schemas.microsoft.com/office/drawing/2017/model3d" xmlns:o="urn:schemas-microsoft-com:office:office" xmlns:oel="http://schemas.microsoft.com/office/2019/extlst" xmlns:r="http://schemas.openxmlformats.org/officeDocument/2006/relationships" xmlns:m="http://schemas.openxmlformats.org/officeDocument/2006/math" xmlns:v="urn:schemas-microsoft-com:vml" xmlns:wp14="http://schemas.microsoft.com/office/word/2010/wordprocessingDrawing" xmlns:wp="http://schemas.openxmlformats.org/drawingml/2006/wordprocessingDrawing" xmlns:w10="urn:schemas-microsoft-com:office:word" xmlns:w="http://schemas.openxmlformats.org/wordprocessingml/2006/main" xmlns:w14="http://schemas.microsoft.com/office/word/2010/wordml" xmlns:w15="http://schemas.microsoft.com/office/word/2012/wordml" xmlns:w16cex="http://schemas.microsoft.com/office/word/2018/wordml/cex" xmlns:w16cid="http://schemas.microsoft.com/office/word/2016/wordml/cid" xmlns:w16="http://schemas.microsoft.com/office/word/2018/wordml" xmlns:w16du="http://schemas.microsoft.com/office/word/2023/wordml/word16du" xmlns:w16sdtdh="http://schemas.microsoft.com/office/word/2020/wordml/sdtdatahash" xmlns:w16se="http://schemas.microsoft.com/office/word/2015/wordml/symex" xmlns:wpg="http://schemas.microsoft.com/office/word/2010/wordprocessingGroup" xmlns:wpi="http://schemas.microsoft.com/office/word/2010/wordprocessingInk" xmlns:wne="http://schemas.microsoft.com/office/word/2006/wordml" xmlns:wps="http://schemas.microsoft.com/office/word/2010/wordprocessingShape" mc:Ignorable="w14 w15 w16se w16cid w16 w16cex w16sdtdh w16du wp14">
   <w:tbl>
     <w:tblPr>
       <w:tblW w:w="15876" w:type="dxa"/>
@@ -5063,7 +5191,7 @@
 </file>
 
 <file path=word/header2.xml><?xml version="1.0" encoding="utf-8"?>
-<w:hdr xmlns:wpc="http://schemas.microsoft.com/office/word/2010/wordprocessingCanvas" xmlns:cx="http://schemas.microsoft.com/office/drawing/2014/chartex" xmlns:cx1="http://schemas.microsoft.com/office/drawing/2015/9/8/chartex" xmlns:cx2="http://schemas.microsoft.com/office/drawing/2015/10/21/chartex" xmlns:cx3="http://schemas.microsoft.com/office/drawing/2016/5/9/chartex" xmlns:cx4="http://schemas.microsoft.com/office/drawing/2016/5/10/chartex" xmlns:cx5="http://schemas.microsoft.com/office/drawing/2016/5/11/chartex" xmlns:cx6="http://schemas.microsoft.com/office/drawing/2016/5/12/chartex" xmlns:cx7="http://schemas.microsoft.com/office/drawing/2016/5/13/chartex" xmlns:cx8="http://schemas.microsoft.com/office/drawing/2016/5/14/chartex" xmlns:mc="http://schemas.openxmlformats.org/markup-compatibility/2006" xmlns:aink="http://schemas.microsoft.com/office/drawing/2016/ink" xmlns:am3d="http://schemas.microsoft.com/office/drawing/2017/model3d" xmlns:o="urn:schemas-microsoft-com:office:office" xmlns:oel="http://schemas.microsoft.com/office/2019/extlst" xmlns:r="http://schemas.openxmlformats.org/officeDocument/2006/relationships" xmlns:m="http://schemas.openxmlformats.org/officeDocument/2006/math" xmlns:v="urn:schemas-microsoft-com:vml" xmlns:wp14="http://schemas.microsoft.com/office/word/2010/wordprocessingDrawing" xmlns:wp="http://schemas.openxmlformats.org/drawingml/2006/wordprocessingDrawing" xmlns:w10="urn:schemas-microsoft-com:office:word" xmlns:w="http://schemas.openxmlformats.org/wordprocessingml/2006/main" xmlns:w14="http://schemas.microsoft.com/office/word/2010/wordml" xmlns:w15="http://schemas.microsoft.com/office/word/2012/wordml" xmlns:w16cex="http://schemas.microsoft.com/office/word/2018/wordml/cex" xmlns:w16cid="http://schemas.microsoft.com/office/word/2016/wordml/cid" xmlns:w16="http://schemas.microsoft.com/office/word/2018/wordml" xmlns:w16du="http://schemas.microsoft.com/office/word/2023/wordml/word16du" xmlns:w16sdtdh="http://schemas.microsoft.com/office/word/2020/wordml/sdtdatahash" xmlns:w16sdtfl="http://schemas.microsoft.com/office/word/2024/wordml/sdtformatlock" xmlns:w16se="http://schemas.microsoft.com/office/word/2015/wordml/symex" xmlns:wpg="http://schemas.microsoft.com/office/word/2010/wordprocessingGroup" xmlns:wpi="http://schemas.microsoft.com/office/word/2010/wordprocessingInk" xmlns:wne="http://schemas.microsoft.com/office/word/2006/wordml" xmlns:wps="http://schemas.microsoft.com/office/word/2010/wordprocessingShape" mc:Ignorable="w14 w15 w16se w16cid w16 w16cex w16sdtdh w16sdtfl w16du wp14">
+<w:hdr xmlns:wpc="http://schemas.microsoft.com/office/word/2010/wordprocessingCanvas" xmlns:cx="http://schemas.microsoft.com/office/drawing/2014/chartex" xmlns:cx1="http://schemas.microsoft.com/office/drawing/2015/9/8/chartex" xmlns:cx2="http://schemas.microsoft.com/office/drawing/2015/10/21/chartex" xmlns:cx3="http://schemas.microsoft.com/office/drawing/2016/5/9/chartex" xmlns:cx4="http://schemas.microsoft.com/office/drawing/2016/5/10/chartex" xmlns:cx5="http://schemas.microsoft.com/office/drawing/2016/5/11/chartex" xmlns:cx6="http://schemas.microsoft.com/office/drawing/2016/5/12/chartex" xmlns:cx7="http://schemas.microsoft.com/office/drawing/2016/5/13/chartex" xmlns:cx8="http://schemas.microsoft.com/office/drawing/2016/5/14/chartex" xmlns:mc="http://schemas.openxmlformats.org/markup-compatibility/2006" xmlns:aink="http://schemas.microsoft.com/office/drawing/2016/ink" xmlns:am3d="http://schemas.microsoft.com/office/drawing/2017/model3d" xmlns:o="urn:schemas-microsoft-com:office:office" xmlns:oel="http://schemas.microsoft.com/office/2019/extlst" xmlns:r="http://schemas.openxmlformats.org/officeDocument/2006/relationships" xmlns:m="http://schemas.openxmlformats.org/officeDocument/2006/math" xmlns:v="urn:schemas-microsoft-com:vml" xmlns:wp14="http://schemas.microsoft.com/office/word/2010/wordprocessingDrawing" xmlns:wp="http://schemas.openxmlformats.org/drawingml/2006/wordprocessingDrawing" xmlns:w10="urn:schemas-microsoft-com:office:word" xmlns:w="http://schemas.openxmlformats.org/wordprocessingml/2006/main" xmlns:w14="http://schemas.microsoft.com/office/word/2010/wordml" xmlns:w15="http://schemas.microsoft.com/office/word/2012/wordml" xmlns:w16cex="http://schemas.microsoft.com/office/word/2018/wordml/cex" xmlns:w16cid="http://schemas.microsoft.com/office/word/2016/wordml/cid" xmlns:w16="http://schemas.microsoft.com/office/word/2018/wordml" xmlns:w16du="http://schemas.microsoft.com/office/word/2023/wordml/word16du" xmlns:w16sdtdh="http://schemas.microsoft.com/office/word/2020/wordml/sdtdatahash" xmlns:w16se="http://schemas.microsoft.com/office/word/2015/wordml/symex" xmlns:wpg="http://schemas.microsoft.com/office/word/2010/wordprocessingGroup" xmlns:wpi="http://schemas.microsoft.com/office/word/2010/wordprocessingInk" xmlns:wne="http://schemas.microsoft.com/office/word/2006/wordml" xmlns:wps="http://schemas.microsoft.com/office/word/2010/wordprocessingShape" mc:Ignorable="w14 w15 w16se w16cid w16 w16cex w16sdtdh w16du wp14">
   <w:tbl>
     <w:tblPr>
       <w:tblW w:w="15840" w:type="dxa"/>
@@ -5664,7 +5792,7 @@
 </file>
 
 <file path=word/styles.xml><?xml version="1.0" encoding="utf-8"?>
-<w:styles xmlns:mc="http://schemas.openxmlformats.org/markup-compatibility/2006" xmlns:r="http://schemas.openxmlformats.org/officeDocument/2006/relationships" xmlns:w="http://schemas.openxmlformats.org/wordprocessingml/2006/main" xmlns:w14="http://schemas.microsoft.com/office/word/2010/wordml" xmlns:w15="http://schemas.microsoft.com/office/word/2012/wordml" xmlns:w16cex="http://schemas.microsoft.com/office/word/2018/wordml/cex" xmlns:w16cid="http://schemas.microsoft.com/office/word/2016/wordml/cid" xmlns:w16="http://schemas.microsoft.com/office/word/2018/wordml" xmlns:w16du="http://schemas.microsoft.com/office/word/2023/wordml/word16du" xmlns:w16sdtdh="http://schemas.microsoft.com/office/word/2020/wordml/sdtdatahash" xmlns:w16sdtfl="http://schemas.microsoft.com/office/word/2024/wordml/sdtformatlock" xmlns:w16se="http://schemas.microsoft.com/office/word/2015/wordml/symex" mc:Ignorable="w14 w15 w16se w16cid w16 w16cex w16sdtdh w16sdtfl w16du">
+<w:styles xmlns:mc="http://schemas.openxmlformats.org/markup-compatibility/2006" xmlns:r="http://schemas.openxmlformats.org/officeDocument/2006/relationships" xmlns:w="http://schemas.openxmlformats.org/wordprocessingml/2006/main" xmlns:w14="http://schemas.microsoft.com/office/word/2010/wordml" xmlns:w15="http://schemas.microsoft.com/office/word/2012/wordml" xmlns:w16cex="http://schemas.microsoft.com/office/word/2018/wordml/cex" xmlns:w16cid="http://schemas.microsoft.com/office/word/2016/wordml/cid" xmlns:w16="http://schemas.microsoft.com/office/word/2018/wordml" xmlns:w16du="http://schemas.microsoft.com/office/word/2023/wordml/word16du" xmlns:w16sdtdh="http://schemas.microsoft.com/office/word/2020/wordml/sdtdatahash" xmlns:w16se="http://schemas.microsoft.com/office/word/2015/wordml/symex" mc:Ignorable="w14 w15 w16se w16cid w16 w16cex w16sdtdh w16du">
   <w:docDefaults>
     <w:rPrDefault>
       <w:rPr>

--- a/documents/2.6.0/S-98 Comments_MS_JP_MS.docx
+++ b/documents/2.6.0/S-98 Comments_MS_JP_MS.docx
@@ -1,6 +1,6 @@
 
 <file path=word/document.xml><?xml version="1.0" encoding="utf-8"?>
-<w:document xmlns:wpc="http://schemas.microsoft.com/office/word/2010/wordprocessingCanvas" xmlns:cx="http://schemas.microsoft.com/office/drawing/2014/chartex" xmlns:cx1="http://schemas.microsoft.com/office/drawing/2015/9/8/chartex" xmlns:cx2="http://schemas.microsoft.com/office/drawing/2015/10/21/chartex" xmlns:cx3="http://schemas.microsoft.com/office/drawing/2016/5/9/chartex" xmlns:cx4="http://schemas.microsoft.com/office/drawing/2016/5/10/chartex" xmlns:cx5="http://schemas.microsoft.com/office/drawing/2016/5/11/chartex" xmlns:cx6="http://schemas.microsoft.com/office/drawing/2016/5/12/chartex" xmlns:cx7="http://schemas.microsoft.com/office/drawing/2016/5/13/chartex" xmlns:cx8="http://schemas.microsoft.com/office/drawing/2016/5/14/chartex" xmlns:mc="http://schemas.openxmlformats.org/markup-compatibility/2006" xmlns:aink="http://schemas.microsoft.com/office/drawing/2016/ink" xmlns:am3d="http://schemas.microsoft.com/office/drawing/2017/model3d" xmlns:o="urn:schemas-microsoft-com:office:office" xmlns:oel="http://schemas.microsoft.com/office/2019/extlst" xmlns:r="http://schemas.openxmlformats.org/officeDocument/2006/relationships" xmlns:m="http://schemas.openxmlformats.org/officeDocument/2006/math" xmlns:v="urn:schemas-microsoft-com:vml" xmlns:wp14="http://schemas.microsoft.com/office/word/2010/wordprocessingDrawing" xmlns:wp="http://schemas.openxmlformats.org/drawingml/2006/wordprocessingDrawing" xmlns:w10="urn:schemas-microsoft-com:office:word" xmlns:w="http://schemas.openxmlformats.org/wordprocessingml/2006/main" xmlns:w14="http://schemas.microsoft.com/office/word/2010/wordml" xmlns:w15="http://schemas.microsoft.com/office/word/2012/wordml" xmlns:w16cex="http://schemas.microsoft.com/office/word/2018/wordml/cex" xmlns:w16cid="http://schemas.microsoft.com/office/word/2016/wordml/cid" xmlns:w16="http://schemas.microsoft.com/office/word/2018/wordml" xmlns:w16du="http://schemas.microsoft.com/office/word/2023/wordml/word16du" xmlns:w16sdtdh="http://schemas.microsoft.com/office/word/2020/wordml/sdtdatahash" xmlns:w16se="http://schemas.microsoft.com/office/word/2015/wordml/symex" xmlns:wpg="http://schemas.microsoft.com/office/word/2010/wordprocessingGroup" xmlns:wpi="http://schemas.microsoft.com/office/word/2010/wordprocessingInk" xmlns:wne="http://schemas.microsoft.com/office/word/2006/wordml" xmlns:wps="http://schemas.microsoft.com/office/word/2010/wordprocessingShape" mc:Ignorable="w14 w15 w16se w16cid w16 w16cex w16sdtdh w16du wp14">
+<w:document xmlns:wpc="http://schemas.microsoft.com/office/word/2010/wordprocessingCanvas" xmlns:cx="http://schemas.microsoft.com/office/drawing/2014/chartex" xmlns:cx1="http://schemas.microsoft.com/office/drawing/2015/9/8/chartex" xmlns:cx2="http://schemas.microsoft.com/office/drawing/2015/10/21/chartex" xmlns:cx3="http://schemas.microsoft.com/office/drawing/2016/5/9/chartex" xmlns:cx4="http://schemas.microsoft.com/office/drawing/2016/5/10/chartex" xmlns:cx5="http://schemas.microsoft.com/office/drawing/2016/5/11/chartex" xmlns:cx6="http://schemas.microsoft.com/office/drawing/2016/5/12/chartex" xmlns:cx7="http://schemas.microsoft.com/office/drawing/2016/5/13/chartex" xmlns:cx8="http://schemas.microsoft.com/office/drawing/2016/5/14/chartex" xmlns:mc="http://schemas.openxmlformats.org/markup-compatibility/2006" xmlns:aink="http://schemas.microsoft.com/office/drawing/2016/ink" xmlns:am3d="http://schemas.microsoft.com/office/drawing/2017/model3d" xmlns:o="urn:schemas-microsoft-com:office:office" xmlns:oel="http://schemas.microsoft.com/office/2019/extlst" xmlns:r="http://schemas.openxmlformats.org/officeDocument/2006/relationships" xmlns:m="http://schemas.openxmlformats.org/officeDocument/2006/math" xmlns:v="urn:schemas-microsoft-com:vml" xmlns:wp14="http://schemas.microsoft.com/office/word/2010/wordprocessingDrawing" xmlns:wp="http://schemas.openxmlformats.org/drawingml/2006/wordprocessingDrawing" xmlns:w10="urn:schemas-microsoft-com:office:word" xmlns:w="http://schemas.openxmlformats.org/wordprocessingml/2006/main" xmlns:w14="http://schemas.microsoft.com/office/word/2010/wordml" xmlns:w15="http://schemas.microsoft.com/office/word/2012/wordml" xmlns:w16cex="http://schemas.microsoft.com/office/word/2018/wordml/cex" xmlns:w16cid="http://schemas.microsoft.com/office/word/2016/wordml/cid" xmlns:w16="http://schemas.microsoft.com/office/word/2018/wordml" xmlns:w16du="http://schemas.microsoft.com/office/word/2023/wordml/word16du" xmlns:w16sdtdh="http://schemas.microsoft.com/office/word/2020/wordml/sdtdatahash" xmlns:w16sdtfl="http://schemas.microsoft.com/office/word/2024/wordml/sdtformatlock" xmlns:w16se="http://schemas.microsoft.com/office/word/2015/wordml/symex" xmlns:wpg="http://schemas.microsoft.com/office/word/2010/wordprocessingGroup" xmlns:wpi="http://schemas.microsoft.com/office/word/2010/wordprocessingInk" xmlns:wne="http://schemas.microsoft.com/office/word/2006/wordml" xmlns:wps="http://schemas.microsoft.com/office/word/2010/wordprocessingShape" mc:Ignorable="w14 w15 w16se w16cid w16 w16cex w16sdtdh w16sdtfl w16du wp14">
   <w:body>
     <w:tbl>
       <w:tblPr>
@@ -3865,7 +3865,7 @@
 </file>
 
 <file path=word/endnotes.xml><?xml version="1.0" encoding="utf-8"?>
-<w:endnotes xmlns:wpc="http://schemas.microsoft.com/office/word/2010/wordprocessingCanvas" xmlns:cx="http://schemas.microsoft.com/office/drawing/2014/chartex" xmlns:cx1="http://schemas.microsoft.com/office/drawing/2015/9/8/chartex" xmlns:cx2="http://schemas.microsoft.com/office/drawing/2015/10/21/chartex" xmlns:cx3="http://schemas.microsoft.com/office/drawing/2016/5/9/chartex" xmlns:cx4="http://schemas.microsoft.com/office/drawing/2016/5/10/chartex" xmlns:cx5="http://schemas.microsoft.com/office/drawing/2016/5/11/chartex" xmlns:cx6="http://schemas.microsoft.com/office/drawing/2016/5/12/chartex" xmlns:cx7="http://schemas.microsoft.com/office/drawing/2016/5/13/chartex" xmlns:cx8="http://schemas.microsoft.com/office/drawing/2016/5/14/chartex" xmlns:mc="http://schemas.openxmlformats.org/markup-compatibility/2006" xmlns:aink="http://schemas.microsoft.com/office/drawing/2016/ink" xmlns:am3d="http://schemas.microsoft.com/office/drawing/2017/model3d" xmlns:o="urn:schemas-microsoft-com:office:office" xmlns:oel="http://schemas.microsoft.com/office/2019/extlst" xmlns:r="http://schemas.openxmlformats.org/officeDocument/2006/relationships" xmlns:m="http://schemas.openxmlformats.org/officeDocument/2006/math" xmlns:v="urn:schemas-microsoft-com:vml" xmlns:wp14="http://schemas.microsoft.com/office/word/2010/wordprocessingDrawing" xmlns:wp="http://schemas.openxmlformats.org/drawingml/2006/wordprocessingDrawing" xmlns:w10="urn:schemas-microsoft-com:office:word" xmlns:w="http://schemas.openxmlformats.org/wordprocessingml/2006/main" xmlns:w14="http://schemas.microsoft.com/office/word/2010/wordml" xmlns:w15="http://schemas.microsoft.com/office/word/2012/wordml" xmlns:w16cex="http://schemas.microsoft.com/office/word/2018/wordml/cex" xmlns:w16cid="http://schemas.microsoft.com/office/word/2016/wordml/cid" xmlns:w16="http://schemas.microsoft.com/office/word/2018/wordml" xmlns:w16du="http://schemas.microsoft.com/office/word/2023/wordml/word16du" xmlns:w16sdtdh="http://schemas.microsoft.com/office/word/2020/wordml/sdtdatahash" xmlns:w16se="http://schemas.microsoft.com/office/word/2015/wordml/symex" xmlns:wpg="http://schemas.microsoft.com/office/word/2010/wordprocessingGroup" xmlns:wpi="http://schemas.microsoft.com/office/word/2010/wordprocessingInk" xmlns:wne="http://schemas.microsoft.com/office/word/2006/wordml" xmlns:wps="http://schemas.microsoft.com/office/word/2010/wordprocessingShape" mc:Ignorable="w14 w15 w16se w16cid w16 w16cex w16sdtdh w16du wp14">
+<w:endnotes xmlns:wpc="http://schemas.microsoft.com/office/word/2010/wordprocessingCanvas" xmlns:cx="http://schemas.microsoft.com/office/drawing/2014/chartex" xmlns:cx1="http://schemas.microsoft.com/office/drawing/2015/9/8/chartex" xmlns:cx2="http://schemas.microsoft.com/office/drawing/2015/10/21/chartex" xmlns:cx3="http://schemas.microsoft.com/office/drawing/2016/5/9/chartex" xmlns:cx4="http://schemas.microsoft.com/office/drawing/2016/5/10/chartex" xmlns:cx5="http://schemas.microsoft.com/office/drawing/2016/5/11/chartex" xmlns:cx6="http://schemas.microsoft.com/office/drawing/2016/5/12/chartex" xmlns:cx7="http://schemas.microsoft.com/office/drawing/2016/5/13/chartex" xmlns:cx8="http://schemas.microsoft.com/office/drawing/2016/5/14/chartex" xmlns:mc="http://schemas.openxmlformats.org/markup-compatibility/2006" xmlns:aink="http://schemas.microsoft.com/office/drawing/2016/ink" xmlns:am3d="http://schemas.microsoft.com/office/drawing/2017/model3d" xmlns:o="urn:schemas-microsoft-com:office:office" xmlns:oel="http://schemas.microsoft.com/office/2019/extlst" xmlns:r="http://schemas.openxmlformats.org/officeDocument/2006/relationships" xmlns:m="http://schemas.openxmlformats.org/officeDocument/2006/math" xmlns:v="urn:schemas-microsoft-com:vml" xmlns:wp14="http://schemas.microsoft.com/office/word/2010/wordprocessingDrawing" xmlns:wp="http://schemas.openxmlformats.org/drawingml/2006/wordprocessingDrawing" xmlns:w10="urn:schemas-microsoft-com:office:word" xmlns:w="http://schemas.openxmlformats.org/wordprocessingml/2006/main" xmlns:w14="http://schemas.microsoft.com/office/word/2010/wordml" xmlns:w15="http://schemas.microsoft.com/office/word/2012/wordml" xmlns:w16cex="http://schemas.microsoft.com/office/word/2018/wordml/cex" xmlns:w16cid="http://schemas.microsoft.com/office/word/2016/wordml/cid" xmlns:w16="http://schemas.microsoft.com/office/word/2018/wordml" xmlns:w16du="http://schemas.microsoft.com/office/word/2023/wordml/word16du" xmlns:w16sdtdh="http://schemas.microsoft.com/office/word/2020/wordml/sdtdatahash" xmlns:w16sdtfl="http://schemas.microsoft.com/office/word/2024/wordml/sdtformatlock" xmlns:w16se="http://schemas.microsoft.com/office/word/2015/wordml/symex" xmlns:wpg="http://schemas.microsoft.com/office/word/2010/wordprocessingGroup" xmlns:wpi="http://schemas.microsoft.com/office/word/2010/wordprocessingInk" xmlns:wne="http://schemas.microsoft.com/office/word/2006/wordml" xmlns:wps="http://schemas.microsoft.com/office/word/2010/wordprocessingShape" mc:Ignorable="w14 w15 w16se w16cid w16 w16cex w16sdtdh w16sdtfl w16du wp14">
   <w:endnote w:type="separator" w:id="-1">
     <w:p>
       <w:r>
@@ -3884,7 +3884,7 @@
 </file>
 
 <file path=word/footer1.xml><?xml version="1.0" encoding="utf-8"?>
-<w:ftr xmlns:wpc="http://schemas.microsoft.com/office/word/2010/wordprocessingCanvas" xmlns:cx="http://schemas.microsoft.com/office/drawing/2014/chartex" xmlns:cx1="http://schemas.microsoft.com/office/drawing/2015/9/8/chartex" xmlns:cx2="http://schemas.microsoft.com/office/drawing/2015/10/21/chartex" xmlns:cx3="http://schemas.microsoft.com/office/drawing/2016/5/9/chartex" xmlns:cx4="http://schemas.microsoft.com/office/drawing/2016/5/10/chartex" xmlns:cx5="http://schemas.microsoft.com/office/drawing/2016/5/11/chartex" xmlns:cx6="http://schemas.microsoft.com/office/drawing/2016/5/12/chartex" xmlns:cx7="http://schemas.microsoft.com/office/drawing/2016/5/13/chartex" xmlns:cx8="http://schemas.microsoft.com/office/drawing/2016/5/14/chartex" xmlns:mc="http://schemas.openxmlformats.org/markup-compatibility/2006" xmlns:aink="http://schemas.microsoft.com/office/drawing/2016/ink" xmlns:am3d="http://schemas.microsoft.com/office/drawing/2017/model3d" xmlns:o="urn:schemas-microsoft-com:office:office" xmlns:oel="http://schemas.microsoft.com/office/2019/extlst" xmlns:r="http://schemas.openxmlformats.org/officeDocument/2006/relationships" xmlns:m="http://schemas.openxmlformats.org/officeDocument/2006/math" xmlns:v="urn:schemas-microsoft-com:vml" xmlns:wp14="http://schemas.microsoft.com/office/word/2010/wordprocessingDrawing" xmlns:wp="http://schemas.openxmlformats.org/drawingml/2006/wordprocessingDrawing" xmlns:w10="urn:schemas-microsoft-com:office:word" xmlns:w="http://schemas.openxmlformats.org/wordprocessingml/2006/main" xmlns:w14="http://schemas.microsoft.com/office/word/2010/wordml" xmlns:w15="http://schemas.microsoft.com/office/word/2012/wordml" xmlns:w16cex="http://schemas.microsoft.com/office/word/2018/wordml/cex" xmlns:w16cid="http://schemas.microsoft.com/office/word/2016/wordml/cid" xmlns:w16="http://schemas.microsoft.com/office/word/2018/wordml" xmlns:w16du="http://schemas.microsoft.com/office/word/2023/wordml/word16du" xmlns:w16sdtdh="http://schemas.microsoft.com/office/word/2020/wordml/sdtdatahash" xmlns:w16se="http://schemas.microsoft.com/office/word/2015/wordml/symex" xmlns:wpg="http://schemas.microsoft.com/office/word/2010/wordprocessingGroup" xmlns:wpi="http://schemas.microsoft.com/office/word/2010/wordprocessingInk" xmlns:wne="http://schemas.microsoft.com/office/word/2006/wordml" xmlns:wps="http://schemas.microsoft.com/office/word/2010/wordprocessingShape" mc:Ignorable="w14 w15 w16se w16cid w16 w16cex w16sdtdh w16du wp14">
+<w:ftr xmlns:wpc="http://schemas.microsoft.com/office/word/2010/wordprocessingCanvas" xmlns:cx="http://schemas.microsoft.com/office/drawing/2014/chartex" xmlns:cx1="http://schemas.microsoft.com/office/drawing/2015/9/8/chartex" xmlns:cx2="http://schemas.microsoft.com/office/drawing/2015/10/21/chartex" xmlns:cx3="http://schemas.microsoft.com/office/drawing/2016/5/9/chartex" xmlns:cx4="http://schemas.microsoft.com/office/drawing/2016/5/10/chartex" xmlns:cx5="http://schemas.microsoft.com/office/drawing/2016/5/11/chartex" xmlns:cx6="http://schemas.microsoft.com/office/drawing/2016/5/12/chartex" xmlns:cx7="http://schemas.microsoft.com/office/drawing/2016/5/13/chartex" xmlns:cx8="http://schemas.microsoft.com/office/drawing/2016/5/14/chartex" xmlns:mc="http://schemas.openxmlformats.org/markup-compatibility/2006" xmlns:aink="http://schemas.microsoft.com/office/drawing/2016/ink" xmlns:am3d="http://schemas.microsoft.com/office/drawing/2017/model3d" xmlns:o="urn:schemas-microsoft-com:office:office" xmlns:oel="http://schemas.microsoft.com/office/2019/extlst" xmlns:r="http://schemas.openxmlformats.org/officeDocument/2006/relationships" xmlns:m="http://schemas.openxmlformats.org/officeDocument/2006/math" xmlns:v="urn:schemas-microsoft-com:vml" xmlns:wp14="http://schemas.microsoft.com/office/word/2010/wordprocessingDrawing" xmlns:wp="http://schemas.openxmlformats.org/drawingml/2006/wordprocessingDrawing" xmlns:w10="urn:schemas-microsoft-com:office:word" xmlns:w="http://schemas.openxmlformats.org/wordprocessingml/2006/main" xmlns:w14="http://schemas.microsoft.com/office/word/2010/wordml" xmlns:w15="http://schemas.microsoft.com/office/word/2012/wordml" xmlns:w16cex="http://schemas.microsoft.com/office/word/2018/wordml/cex" xmlns:w16cid="http://schemas.microsoft.com/office/word/2016/wordml/cid" xmlns:w16="http://schemas.microsoft.com/office/word/2018/wordml" xmlns:w16du="http://schemas.microsoft.com/office/word/2023/wordml/word16du" xmlns:w16sdtdh="http://schemas.microsoft.com/office/word/2020/wordml/sdtdatahash" xmlns:w16sdtfl="http://schemas.microsoft.com/office/word/2024/wordml/sdtformatlock" xmlns:w16se="http://schemas.microsoft.com/office/word/2015/wordml/symex" xmlns:wpg="http://schemas.microsoft.com/office/word/2010/wordprocessingGroup" xmlns:wpi="http://schemas.microsoft.com/office/word/2010/wordprocessingInk" xmlns:wne="http://schemas.microsoft.com/office/word/2006/wordml" xmlns:wps="http://schemas.microsoft.com/office/word/2010/wordprocessingShape" mc:Ignorable="w14 w15 w16se w16cid w16 w16cex w16sdtdh w16sdtfl w16du wp14">
   <w:p>
     <w:pPr>
       <w:pStyle w:val="Footer"/>
@@ -4311,7 +4311,7 @@
 </file>
 
 <file path=word/footer2.xml><?xml version="1.0" encoding="utf-8"?>
-<w:ftr xmlns:wpc="http://schemas.microsoft.com/office/word/2010/wordprocessingCanvas" xmlns:cx="http://schemas.microsoft.com/office/drawing/2014/chartex" xmlns:cx1="http://schemas.microsoft.com/office/drawing/2015/9/8/chartex" xmlns:cx2="http://schemas.microsoft.com/office/drawing/2015/10/21/chartex" xmlns:cx3="http://schemas.microsoft.com/office/drawing/2016/5/9/chartex" xmlns:cx4="http://schemas.microsoft.com/office/drawing/2016/5/10/chartex" xmlns:cx5="http://schemas.microsoft.com/office/drawing/2016/5/11/chartex" xmlns:cx6="http://schemas.microsoft.com/office/drawing/2016/5/12/chartex" xmlns:cx7="http://schemas.microsoft.com/office/drawing/2016/5/13/chartex" xmlns:cx8="http://schemas.microsoft.com/office/drawing/2016/5/14/chartex" xmlns:mc="http://schemas.openxmlformats.org/markup-compatibility/2006" xmlns:aink="http://schemas.microsoft.com/office/drawing/2016/ink" xmlns:am3d="http://schemas.microsoft.com/office/drawing/2017/model3d" xmlns:o="urn:schemas-microsoft-com:office:office" xmlns:oel="http://schemas.microsoft.com/office/2019/extlst" xmlns:r="http://schemas.openxmlformats.org/officeDocument/2006/relationships" xmlns:m="http://schemas.openxmlformats.org/officeDocument/2006/math" xmlns:v="urn:schemas-microsoft-com:vml" xmlns:wp14="http://schemas.microsoft.com/office/word/2010/wordprocessingDrawing" xmlns:wp="http://schemas.openxmlformats.org/drawingml/2006/wordprocessingDrawing" xmlns:w10="urn:schemas-microsoft-com:office:word" xmlns:w="http://schemas.openxmlformats.org/wordprocessingml/2006/main" xmlns:w14="http://schemas.microsoft.com/office/word/2010/wordml" xmlns:w15="http://schemas.microsoft.com/office/word/2012/wordml" xmlns:w16cex="http://schemas.microsoft.com/office/word/2018/wordml/cex" xmlns:w16cid="http://schemas.microsoft.com/office/word/2016/wordml/cid" xmlns:w16="http://schemas.microsoft.com/office/word/2018/wordml" xmlns:w16du="http://schemas.microsoft.com/office/word/2023/wordml/word16du" xmlns:w16sdtdh="http://schemas.microsoft.com/office/word/2020/wordml/sdtdatahash" xmlns:w16se="http://schemas.microsoft.com/office/word/2015/wordml/symex" xmlns:wpg="http://schemas.microsoft.com/office/word/2010/wordprocessingGroup" xmlns:wpi="http://schemas.microsoft.com/office/word/2010/wordprocessingInk" xmlns:wne="http://schemas.microsoft.com/office/word/2006/wordml" xmlns:wps="http://schemas.microsoft.com/office/word/2010/wordprocessingShape" mc:Ignorable="w14 w15 w16se w16cid w16 w16cex w16sdtdh w16du wp14">
+<w:ftr xmlns:wpc="http://schemas.microsoft.com/office/word/2010/wordprocessingCanvas" xmlns:cx="http://schemas.microsoft.com/office/drawing/2014/chartex" xmlns:cx1="http://schemas.microsoft.com/office/drawing/2015/9/8/chartex" xmlns:cx2="http://schemas.microsoft.com/office/drawing/2015/10/21/chartex" xmlns:cx3="http://schemas.microsoft.com/office/drawing/2016/5/9/chartex" xmlns:cx4="http://schemas.microsoft.com/office/drawing/2016/5/10/chartex" xmlns:cx5="http://schemas.microsoft.com/office/drawing/2016/5/11/chartex" xmlns:cx6="http://schemas.microsoft.com/office/drawing/2016/5/12/chartex" xmlns:cx7="http://schemas.microsoft.com/office/drawing/2016/5/13/chartex" xmlns:cx8="http://schemas.microsoft.com/office/drawing/2016/5/14/chartex" xmlns:mc="http://schemas.openxmlformats.org/markup-compatibility/2006" xmlns:aink="http://schemas.microsoft.com/office/drawing/2016/ink" xmlns:am3d="http://schemas.microsoft.com/office/drawing/2017/model3d" xmlns:o="urn:schemas-microsoft-com:office:office" xmlns:oel="http://schemas.microsoft.com/office/2019/extlst" xmlns:r="http://schemas.openxmlformats.org/officeDocument/2006/relationships" xmlns:m="http://schemas.openxmlformats.org/officeDocument/2006/math" xmlns:v="urn:schemas-microsoft-com:vml" xmlns:wp14="http://schemas.microsoft.com/office/word/2010/wordprocessingDrawing" xmlns:wp="http://schemas.openxmlformats.org/drawingml/2006/wordprocessingDrawing" xmlns:w10="urn:schemas-microsoft-com:office:word" xmlns:w="http://schemas.openxmlformats.org/wordprocessingml/2006/main" xmlns:w14="http://schemas.microsoft.com/office/word/2010/wordml" xmlns:w15="http://schemas.microsoft.com/office/word/2012/wordml" xmlns:w16cex="http://schemas.microsoft.com/office/word/2018/wordml/cex" xmlns:w16cid="http://schemas.microsoft.com/office/word/2016/wordml/cid" xmlns:w16="http://schemas.microsoft.com/office/word/2018/wordml" xmlns:w16du="http://schemas.microsoft.com/office/word/2023/wordml/word16du" xmlns:w16sdtdh="http://schemas.microsoft.com/office/word/2020/wordml/sdtdatahash" xmlns:w16sdtfl="http://schemas.microsoft.com/office/word/2024/wordml/sdtformatlock" xmlns:w16se="http://schemas.microsoft.com/office/word/2015/wordml/symex" xmlns:wpg="http://schemas.microsoft.com/office/word/2010/wordprocessingGroup" xmlns:wpi="http://schemas.microsoft.com/office/word/2010/wordprocessingInk" xmlns:wne="http://schemas.microsoft.com/office/word/2006/wordml" xmlns:wps="http://schemas.microsoft.com/office/word/2010/wordprocessingShape" mc:Ignorable="w14 w15 w16se w16cid w16 w16cex w16sdtdh w16sdtfl w16du wp14">
   <w:p>
     <w:pPr>
       <w:pStyle w:val="Footer"/>
@@ -4624,7 +4624,7 @@
 </file>
 
 <file path=word/footnotes.xml><?xml version="1.0" encoding="utf-8"?>
-<w:footnotes xmlns:wpc="http://schemas.microsoft.com/office/word/2010/wordprocessingCanvas" xmlns:cx="http://schemas.microsoft.com/office/drawing/2014/chartex" xmlns:cx1="http://schemas.microsoft.com/office/drawing/2015/9/8/chartex" xmlns:cx2="http://schemas.microsoft.com/office/drawing/2015/10/21/chartex" xmlns:cx3="http://schemas.microsoft.com/office/drawing/2016/5/9/chartex" xmlns:cx4="http://schemas.microsoft.com/office/drawing/2016/5/10/chartex" xmlns:cx5="http://schemas.microsoft.com/office/drawing/2016/5/11/chartex" xmlns:cx6="http://schemas.microsoft.com/office/drawing/2016/5/12/chartex" xmlns:cx7="http://schemas.microsoft.com/office/drawing/2016/5/13/chartex" xmlns:cx8="http://schemas.microsoft.com/office/drawing/2016/5/14/chartex" xmlns:mc="http://schemas.openxmlformats.org/markup-compatibility/2006" xmlns:aink="http://schemas.microsoft.com/office/drawing/2016/ink" xmlns:am3d="http://schemas.microsoft.com/office/drawing/2017/model3d" xmlns:o="urn:schemas-microsoft-com:office:office" xmlns:oel="http://schemas.microsoft.com/office/2019/extlst" xmlns:r="http://schemas.openxmlformats.org/officeDocument/2006/relationships" xmlns:m="http://schemas.openxmlformats.org/officeDocument/2006/math" xmlns:v="urn:schemas-microsoft-com:vml" xmlns:wp14="http://schemas.microsoft.com/office/word/2010/wordprocessingDrawing" xmlns:wp="http://schemas.openxmlformats.org/drawingml/2006/wordprocessingDrawing" xmlns:w10="urn:schemas-microsoft-com:office:word" xmlns:w="http://schemas.openxmlformats.org/wordprocessingml/2006/main" xmlns:w14="http://schemas.microsoft.com/office/word/2010/wordml" xmlns:w15="http://schemas.microsoft.com/office/word/2012/wordml" xmlns:w16cex="http://schemas.microsoft.com/office/word/2018/wordml/cex" xmlns:w16cid="http://schemas.microsoft.com/office/word/2016/wordml/cid" xmlns:w16="http://schemas.microsoft.com/office/word/2018/wordml" xmlns:w16du="http://schemas.microsoft.com/office/word/2023/wordml/word16du" xmlns:w16sdtdh="http://schemas.microsoft.com/office/word/2020/wordml/sdtdatahash" xmlns:w16se="http://schemas.microsoft.com/office/word/2015/wordml/symex" xmlns:wpg="http://schemas.microsoft.com/office/word/2010/wordprocessingGroup" xmlns:wpi="http://schemas.microsoft.com/office/word/2010/wordprocessingInk" xmlns:wne="http://schemas.microsoft.com/office/word/2006/wordml" xmlns:wps="http://schemas.microsoft.com/office/word/2010/wordprocessingShape" mc:Ignorable="w14 w15 w16se w16cid w16 w16cex w16sdtdh w16du wp14">
+<w:footnotes xmlns:wpc="http://schemas.microsoft.com/office/word/2010/wordprocessingCanvas" xmlns:cx="http://schemas.microsoft.com/office/drawing/2014/chartex" xmlns:cx1="http://schemas.microsoft.com/office/drawing/2015/9/8/chartex" xmlns:cx2="http://schemas.microsoft.com/office/drawing/2015/10/21/chartex" xmlns:cx3="http://schemas.microsoft.com/office/drawing/2016/5/9/chartex" xmlns:cx4="http://schemas.microsoft.com/office/drawing/2016/5/10/chartex" xmlns:cx5="http://schemas.microsoft.com/office/drawing/2016/5/11/chartex" xmlns:cx6="http://schemas.microsoft.com/office/drawing/2016/5/12/chartex" xmlns:cx7="http://schemas.microsoft.com/office/drawing/2016/5/13/chartex" xmlns:cx8="http://schemas.microsoft.com/office/drawing/2016/5/14/chartex" xmlns:mc="http://schemas.openxmlformats.org/markup-compatibility/2006" xmlns:aink="http://schemas.microsoft.com/office/drawing/2016/ink" xmlns:am3d="http://schemas.microsoft.com/office/drawing/2017/model3d" xmlns:o="urn:schemas-microsoft-com:office:office" xmlns:oel="http://schemas.microsoft.com/office/2019/extlst" xmlns:r="http://schemas.openxmlformats.org/officeDocument/2006/relationships" xmlns:m="http://schemas.openxmlformats.org/officeDocument/2006/math" xmlns:v="urn:schemas-microsoft-com:vml" xmlns:wp14="http://schemas.microsoft.com/office/word/2010/wordprocessingDrawing" xmlns:wp="http://schemas.openxmlformats.org/drawingml/2006/wordprocessingDrawing" xmlns:w10="urn:schemas-microsoft-com:office:word" xmlns:w="http://schemas.openxmlformats.org/wordprocessingml/2006/main" xmlns:w14="http://schemas.microsoft.com/office/word/2010/wordml" xmlns:w15="http://schemas.microsoft.com/office/word/2012/wordml" xmlns:w16cex="http://schemas.microsoft.com/office/word/2018/wordml/cex" xmlns:w16cid="http://schemas.microsoft.com/office/word/2016/wordml/cid" xmlns:w16="http://schemas.microsoft.com/office/word/2018/wordml" xmlns:w16du="http://schemas.microsoft.com/office/word/2023/wordml/word16du" xmlns:w16sdtdh="http://schemas.microsoft.com/office/word/2020/wordml/sdtdatahash" xmlns:w16sdtfl="http://schemas.microsoft.com/office/word/2024/wordml/sdtformatlock" xmlns:w16se="http://schemas.microsoft.com/office/word/2015/wordml/symex" xmlns:wpg="http://schemas.microsoft.com/office/word/2010/wordprocessingGroup" xmlns:wpi="http://schemas.microsoft.com/office/word/2010/wordprocessingInk" xmlns:wne="http://schemas.microsoft.com/office/word/2006/wordml" xmlns:wps="http://schemas.microsoft.com/office/word/2010/wordprocessingShape" mc:Ignorable="w14 w15 w16se w16cid w16 w16cex w16sdtdh w16sdtfl w16du wp14">
   <w:footnote w:type="separator" w:id="-1">
     <w:p>
       <w:r>
@@ -4643,7 +4643,7 @@
 </file>
 
 <file path=word/header1.xml><?xml version="1.0" encoding="utf-8"?>
-<w:hdr xmlns:wpc="http://schemas.microsoft.com/office/word/2010/wordprocessingCanvas" xmlns:cx="http://schemas.microsoft.com/office/drawing/2014/chartex" xmlns:cx1="http://schemas.microsoft.com/office/drawing/2015/9/8/chartex" xmlns:cx2="http://schemas.microsoft.com/office/drawing/2015/10/21/chartex" xmlns:cx3="http://schemas.microsoft.com/office/drawing/2016/5/9/chartex" xmlns:cx4="http://schemas.microsoft.com/office/drawing/2016/5/10/chartex" xmlns:cx5="http://schemas.microsoft.com/office/drawing/2016/5/11/chartex" xmlns:cx6="http://schemas.microsoft.com/office/drawing/2016/5/12/chartex" xmlns:cx7="http://schemas.microsoft.com/office/drawing/2016/5/13/chartex" xmlns:cx8="http://schemas.microsoft.com/office/drawing/2016/5/14/chartex" xmlns:mc="http://schemas.openxmlformats.org/markup-compatibility/2006" xmlns:aink="http://schemas.microsoft.com/office/drawing/2016/ink" xmlns:am3d="http://schemas.microsoft.com/office/drawing/2017/model3d" xmlns:o="urn:schemas-microsoft-com:office:office" xmlns:oel="http://schemas.microsoft.com/office/2019/extlst" xmlns:r="http://schemas.openxmlformats.org/officeDocument/2006/relationships" xmlns:m="http://schemas.openxmlformats.org/officeDocument/2006/math" xmlns:v="urn:schemas-microsoft-com:vml" xmlns:wp14="http://schemas.microsoft.com/office/word/2010/wordprocessingDrawing" xmlns:wp="http://schemas.openxmlformats.org/drawingml/2006/wordprocessingDrawing" xmlns:w10="urn:schemas-microsoft-com:office:word" xmlns:w="http://schemas.openxmlformats.org/wordprocessingml/2006/main" xmlns:w14="http://schemas.microsoft.com/office/word/2010/wordml" xmlns:w15="http://schemas.microsoft.com/office/word/2012/wordml" xmlns:w16cex="http://schemas.microsoft.com/office/word/2018/wordml/cex" xmlns:w16cid="http://schemas.microsoft.com/office/word/2016/wordml/cid" xmlns:w16="http://schemas.microsoft.com/office/word/2018/wordml" xmlns:w16du="http://schemas.microsoft.com/office/word/2023/wordml/word16du" xmlns:w16sdtdh="http://schemas.microsoft.com/office/word/2020/wordml/sdtdatahash" xmlns:w16se="http://schemas.microsoft.com/office/word/2015/wordml/symex" xmlns:wpg="http://schemas.microsoft.com/office/word/2010/wordprocessingGroup" xmlns:wpi="http://schemas.microsoft.com/office/word/2010/wordprocessingInk" xmlns:wne="http://schemas.microsoft.com/office/word/2006/wordml" xmlns:wps="http://schemas.microsoft.com/office/word/2010/wordprocessingShape" mc:Ignorable="w14 w15 w16se w16cid w16 w16cex w16sdtdh w16du wp14">
+<w:hdr xmlns:wpc="http://schemas.microsoft.com/office/word/2010/wordprocessingCanvas" xmlns:cx="http://schemas.microsoft.com/office/drawing/2014/chartex" xmlns:cx1="http://schemas.microsoft.com/office/drawing/2015/9/8/chartex" xmlns:cx2="http://schemas.microsoft.com/office/drawing/2015/10/21/chartex" xmlns:cx3="http://schemas.microsoft.com/office/drawing/2016/5/9/chartex" xmlns:cx4="http://schemas.microsoft.com/office/drawing/2016/5/10/chartex" xmlns:cx5="http://schemas.microsoft.com/office/drawing/2016/5/11/chartex" xmlns:cx6="http://schemas.microsoft.com/office/drawing/2016/5/12/chartex" xmlns:cx7="http://schemas.microsoft.com/office/drawing/2016/5/13/chartex" xmlns:cx8="http://schemas.microsoft.com/office/drawing/2016/5/14/chartex" xmlns:mc="http://schemas.openxmlformats.org/markup-compatibility/2006" xmlns:aink="http://schemas.microsoft.com/office/drawing/2016/ink" xmlns:am3d="http://schemas.microsoft.com/office/drawing/2017/model3d" xmlns:o="urn:schemas-microsoft-com:office:office" xmlns:oel="http://schemas.microsoft.com/office/2019/extlst" xmlns:r="http://schemas.openxmlformats.org/officeDocument/2006/relationships" xmlns:m="http://schemas.openxmlformats.org/officeDocument/2006/math" xmlns:v="urn:schemas-microsoft-com:vml" xmlns:wp14="http://schemas.microsoft.com/office/word/2010/wordprocessingDrawing" xmlns:wp="http://schemas.openxmlformats.org/drawingml/2006/wordprocessingDrawing" xmlns:w10="urn:schemas-microsoft-com:office:word" xmlns:w="http://schemas.openxmlformats.org/wordprocessingml/2006/main" xmlns:w14="http://schemas.microsoft.com/office/word/2010/wordml" xmlns:w15="http://schemas.microsoft.com/office/word/2012/wordml" xmlns:w16cex="http://schemas.microsoft.com/office/word/2018/wordml/cex" xmlns:w16cid="http://schemas.microsoft.com/office/word/2016/wordml/cid" xmlns:w16="http://schemas.microsoft.com/office/word/2018/wordml" xmlns:w16du="http://schemas.microsoft.com/office/word/2023/wordml/word16du" xmlns:w16sdtdh="http://schemas.microsoft.com/office/word/2020/wordml/sdtdatahash" xmlns:w16sdtfl="http://schemas.microsoft.com/office/word/2024/wordml/sdtformatlock" xmlns:w16se="http://schemas.microsoft.com/office/word/2015/wordml/symex" xmlns:wpg="http://schemas.microsoft.com/office/word/2010/wordprocessingGroup" xmlns:wpi="http://schemas.microsoft.com/office/word/2010/wordprocessingInk" xmlns:wne="http://schemas.microsoft.com/office/word/2006/wordml" xmlns:wps="http://schemas.microsoft.com/office/word/2010/wordprocessingShape" mc:Ignorable="w14 w15 w16se w16cid w16 w16cex w16sdtdh w16sdtfl w16du wp14">
   <w:tbl>
     <w:tblPr>
       <w:tblW w:w="15876" w:type="dxa"/>
@@ -5191,7 +5191,7 @@
 </file>
 
 <file path=word/header2.xml><?xml version="1.0" encoding="utf-8"?>
-<w:hdr xmlns:wpc="http://schemas.microsoft.com/office/word/2010/wordprocessingCanvas" xmlns:cx="http://schemas.microsoft.com/office/drawing/2014/chartex" xmlns:cx1="http://schemas.microsoft.com/office/drawing/2015/9/8/chartex" xmlns:cx2="http://schemas.microsoft.com/office/drawing/2015/10/21/chartex" xmlns:cx3="http://schemas.microsoft.com/office/drawing/2016/5/9/chartex" xmlns:cx4="http://schemas.microsoft.com/office/drawing/2016/5/10/chartex" xmlns:cx5="http://schemas.microsoft.com/office/drawing/2016/5/11/chartex" xmlns:cx6="http://schemas.microsoft.com/office/drawing/2016/5/12/chartex" xmlns:cx7="http://schemas.microsoft.com/office/drawing/2016/5/13/chartex" xmlns:cx8="http://schemas.microsoft.com/office/drawing/2016/5/14/chartex" xmlns:mc="http://schemas.openxmlformats.org/markup-compatibility/2006" xmlns:aink="http://schemas.microsoft.com/office/drawing/2016/ink" xmlns:am3d="http://schemas.microsoft.com/office/drawing/2017/model3d" xmlns:o="urn:schemas-microsoft-com:office:office" xmlns:oel="http://schemas.microsoft.com/office/2019/extlst" xmlns:r="http://schemas.openxmlformats.org/officeDocument/2006/relationships" xmlns:m="http://schemas.openxmlformats.org/officeDocument/2006/math" xmlns:v="urn:schemas-microsoft-com:vml" xmlns:wp14="http://schemas.microsoft.com/office/word/2010/wordprocessingDrawing" xmlns:wp="http://schemas.openxmlformats.org/drawingml/2006/wordprocessingDrawing" xmlns:w10="urn:schemas-microsoft-com:office:word" xmlns:w="http://schemas.openxmlformats.org/wordprocessingml/2006/main" xmlns:w14="http://schemas.microsoft.com/office/word/2010/wordml" xmlns:w15="http://schemas.microsoft.com/office/word/2012/wordml" xmlns:w16cex="http://schemas.microsoft.com/office/word/2018/wordml/cex" xmlns:w16cid="http://schemas.microsoft.com/office/word/2016/wordml/cid" xmlns:w16="http://schemas.microsoft.com/office/word/2018/wordml" xmlns:w16du="http://schemas.microsoft.com/office/word/2023/wordml/word16du" xmlns:w16sdtdh="http://schemas.microsoft.com/office/word/2020/wordml/sdtdatahash" xmlns:w16se="http://schemas.microsoft.com/office/word/2015/wordml/symex" xmlns:wpg="http://schemas.microsoft.com/office/word/2010/wordprocessingGroup" xmlns:wpi="http://schemas.microsoft.com/office/word/2010/wordprocessingInk" xmlns:wne="http://schemas.microsoft.com/office/word/2006/wordml" xmlns:wps="http://schemas.microsoft.com/office/word/2010/wordprocessingShape" mc:Ignorable="w14 w15 w16se w16cid w16 w16cex w16sdtdh w16du wp14">
+<w:hdr xmlns:wpc="http://schemas.microsoft.com/office/word/2010/wordprocessingCanvas" xmlns:cx="http://schemas.microsoft.com/office/drawing/2014/chartex" xmlns:cx1="http://schemas.microsoft.com/office/drawing/2015/9/8/chartex" xmlns:cx2="http://schemas.microsoft.com/office/drawing/2015/10/21/chartex" xmlns:cx3="http://schemas.microsoft.com/office/drawing/2016/5/9/chartex" xmlns:cx4="http://schemas.microsoft.com/office/drawing/2016/5/10/chartex" xmlns:cx5="http://schemas.microsoft.com/office/drawing/2016/5/11/chartex" xmlns:cx6="http://schemas.microsoft.com/office/drawing/2016/5/12/chartex" xmlns:cx7="http://schemas.microsoft.com/office/drawing/2016/5/13/chartex" xmlns:cx8="http://schemas.microsoft.com/office/drawing/2016/5/14/chartex" xmlns:mc="http://schemas.openxmlformats.org/markup-compatibility/2006" xmlns:aink="http://schemas.microsoft.com/office/drawing/2016/ink" xmlns:am3d="http://schemas.microsoft.com/office/drawing/2017/model3d" xmlns:o="urn:schemas-microsoft-com:office:office" xmlns:oel="http://schemas.microsoft.com/office/2019/extlst" xmlns:r="http://schemas.openxmlformats.org/officeDocument/2006/relationships" xmlns:m="http://schemas.openxmlformats.org/officeDocument/2006/math" xmlns:v="urn:schemas-microsoft-com:vml" xmlns:wp14="http://schemas.microsoft.com/office/word/2010/wordprocessingDrawing" xmlns:wp="http://schemas.openxmlformats.org/drawingml/2006/wordprocessingDrawing" xmlns:w10="urn:schemas-microsoft-com:office:word" xmlns:w="http://schemas.openxmlformats.org/wordprocessingml/2006/main" xmlns:w14="http://schemas.microsoft.com/office/word/2010/wordml" xmlns:w15="http://schemas.microsoft.com/office/word/2012/wordml" xmlns:w16cex="http://schemas.microsoft.com/office/word/2018/wordml/cex" xmlns:w16cid="http://schemas.microsoft.com/office/word/2016/wordml/cid" xmlns:w16="http://schemas.microsoft.com/office/word/2018/wordml" xmlns:w16du="http://schemas.microsoft.com/office/word/2023/wordml/word16du" xmlns:w16sdtdh="http://schemas.microsoft.com/office/word/2020/wordml/sdtdatahash" xmlns:w16sdtfl="http://schemas.microsoft.com/office/word/2024/wordml/sdtformatlock" xmlns:w16se="http://schemas.microsoft.com/office/word/2015/wordml/symex" xmlns:wpg="http://schemas.microsoft.com/office/word/2010/wordprocessingGroup" xmlns:wpi="http://schemas.microsoft.com/office/word/2010/wordprocessingInk" xmlns:wne="http://schemas.microsoft.com/office/word/2006/wordml" xmlns:wps="http://schemas.microsoft.com/office/word/2010/wordprocessingShape" mc:Ignorable="w14 w15 w16se w16cid w16 w16cex w16sdtdh w16sdtfl w16du wp14">
   <w:tbl>
     <w:tblPr>
       <w:tblW w:w="15840" w:type="dxa"/>
@@ -5792,7 +5792,7 @@
 </file>
 
 <file path=word/styles.xml><?xml version="1.0" encoding="utf-8"?>
-<w:styles xmlns:mc="http://schemas.openxmlformats.org/markup-compatibility/2006" xmlns:r="http://schemas.openxmlformats.org/officeDocument/2006/relationships" xmlns:w="http://schemas.openxmlformats.org/wordprocessingml/2006/main" xmlns:w14="http://schemas.microsoft.com/office/word/2010/wordml" xmlns:w15="http://schemas.microsoft.com/office/word/2012/wordml" xmlns:w16cex="http://schemas.microsoft.com/office/word/2018/wordml/cex" xmlns:w16cid="http://schemas.microsoft.com/office/word/2016/wordml/cid" xmlns:w16="http://schemas.microsoft.com/office/word/2018/wordml" xmlns:w16du="http://schemas.microsoft.com/office/word/2023/wordml/word16du" xmlns:w16sdtdh="http://schemas.microsoft.com/office/word/2020/wordml/sdtdatahash" xmlns:w16se="http://schemas.microsoft.com/office/word/2015/wordml/symex" mc:Ignorable="w14 w15 w16se w16cid w16 w16cex w16sdtdh w16du">
+<w:styles xmlns:mc="http://schemas.openxmlformats.org/markup-compatibility/2006" xmlns:r="http://schemas.openxmlformats.org/officeDocument/2006/relationships" xmlns:w="http://schemas.openxmlformats.org/wordprocessingml/2006/main" xmlns:w14="http://schemas.microsoft.com/office/word/2010/wordml" xmlns:w15="http://schemas.microsoft.com/office/word/2012/wordml" xmlns:w16cex="http://schemas.microsoft.com/office/word/2018/wordml/cex" xmlns:w16cid="http://schemas.microsoft.com/office/word/2016/wordml/cid" xmlns:w16="http://schemas.microsoft.com/office/word/2018/wordml" xmlns:w16du="http://schemas.microsoft.com/office/word/2023/wordml/word16du" xmlns:w16sdtdh="http://schemas.microsoft.com/office/word/2020/wordml/sdtdatahash" xmlns:w16sdtfl="http://schemas.microsoft.com/office/word/2024/wordml/sdtformatlock" xmlns:w16se="http://schemas.microsoft.com/office/word/2015/wordml/symex" mc:Ignorable="w14 w15 w16se w16cid w16 w16cex w16sdtdh w16sdtfl w16du">
   <w:docDefaults>
     <w:rPrDefault>
       <w:rPr>
